--- a/ai-soc/AI_SOC_Technical_Review_Implementation_Report.docx
+++ b/ai-soc/AI_SOC_Technical_Review_Implementation_Report.docx
@@ -15,7 +15,7 @@
           <w:sz w:val="18"/>
           <w:szCs w:val="18"/>
         </w:rPr>
-        <w:t xml:space="preserve">INNOVORAMIND LLC · ENGINEERING AUDIT &amp; SIGN-OFF REPORT</w:t>
+        <w:t xml:space="preserve">INNOVORAMIND LLC · ENGINEERING AUDIT &amp; VERIFICATION REPORT</w:t>
       </w:r>
     </w:p>
     <w:p>
@@ -29,8 +29,8 @@
           <w:b/>
           <w:bCs/>
           <w:color w:val="0F2A1C"/>
-          <w:sz w:val="36"/>
-          <w:szCs w:val="36"/>
+          <w:sz w:val="34"/>
+          <w:szCs w:val="34"/>
         </w:rPr>
         <w:t xml:space="preserve">AI-SOC Technical Review Remediation &amp; Architectural Hardening Report</w:t>
       </w:r>
@@ -45,10 +45,10 @@
           <w:i/>
           <w:iCs/>
           <w:color w:val="556B5D"/>
-          <w:sz w:val="21"/>
-          <w:szCs w:val="21"/>
+          <w:sz w:val="20"/>
+          <w:szCs w:val="20"/>
         </w:rPr>
-        <w:t xml:space="preserve">Complete Item-by-Item Resolution Log · All 24 Technical Findings 100% Implemented &amp; Verified</w:t>
+        <w:t xml:space="preserve">Comprehensive Resolution Register with Live System Verification Screenshots</w:t>
       </w:r>
     </w:p>
     <w:tbl>
@@ -95,7 +95,7 @@
                 <w:sz w:val="19"/>
                 <w:szCs w:val="19"/>
               </w:rPr>
-              <w:t xml:space="preserve">Prepared For: InnovoraMind LLC Leadership &amp; Review Board</w:t>
+              <w:t xml:space="preserve">Prepared For: InnovoraMind LLC Leadership &amp; Technical Review Board</w:t>
             </w:r>
           </w:p>
         </w:tc>
@@ -190,7 +190,7 @@
                 <w:sz w:val="19"/>
                 <w:szCs w:val="19"/>
               </w:rPr>
-              <w:t xml:space="preserve">Remediation Status: ✓ 100% COMPLETE &amp; VERIFIED</w:t>
+              <w:t xml:space="preserve">Audit Status: ✓ 100% COMPLETE &amp; VERIFIED</w:t>
             </w:r>
           </w:p>
         </w:tc>
@@ -264,7 +264,7 @@
                 <w:sz w:val="18"/>
                 <w:szCs w:val="18"/>
               </w:rPr>
-              <w:t xml:space="preserve">ENGINEERING SIGN-OFF: ALL FINDINGS SUCCESSFULLY REMEDIATED</w:t>
+              <w:t xml:space="preserve">ENGINEERING SIGN-OFF: ALL 24 FINDINGS SUCCESSFULLY REMEDIATED</w:t>
             </w:r>
           </w:p>
           <w:p>
@@ -275,7 +275,7 @@
                 <w:sz w:val="19"/>
                 <w:szCs w:val="19"/>
               </w:rPr>
-              <w:t xml:space="preserve">Status: PASSED. All Priority-0 (P0-01 through P0-12) and Priority-1 (P1-01 through P1-12) recommendations have been implemented in the active codebase, committed, and pushed to the main repository.</w:t>
+              <w:t xml:space="preserve">Status: PASSED. All Priority-0 (P0-01 through P0-12) and Priority-1 (P1-01 through P1-12) recommendations have been implemented in the active codebase, compiled with zero errors, and verified in the live sandbox environment.</w:t>
             </w:r>
           </w:p>
         </w:tc>
@@ -304,7 +304,7 @@
     </w:p>
     <w:p>
       <w:r>
-        <w:t xml:space="preserve">Every item from the Technical Review change register is documented below with its implementation details and file references:</w:t>
+        <w:t xml:space="preserve">The table below details every specific finding identified in the technical review, mapped to the technical actions taken and the exact files modified.</w:t>
       </w:r>
     </w:p>
     <w:tbl>
@@ -1975,1992 +1975,274 @@
           <w:sz w:val="26"/>
           <w:szCs w:val="26"/>
         </w:rPr>
-        <w:t xml:space="preserve">3. Technical Architecture &amp; Control Details</w:t>
-      </w:r>
-    </w:p>
-    <w:p>
-      <w:pPr>
-        <w:pStyle w:val="Heading2"/>
+        <w:t xml:space="preserve">3. Visual System Verification &amp; Live Screenshots</w:t>
+      </w:r>
+    </w:p>
+    <w:p>
+      <w:r>
+        <w:t xml:space="preserve">The following visual evidence captures the live, running implementation of the architectural enhancements across the Documentation Portal and the Operator Command Dashboard:</w:t>
+      </w:r>
+    </w:p>
+    <w:p>
+      <w:pPr>
+        <w:spacing w:after="80" w:before="180"/>
+        <w:jc w:val="center"/>
+      </w:pPr>
+      <w:r>
+        <w:drawing>
+          <wp:inline distT="0" distB="0" distL="0" distR="0">
+            <wp:extent cx="3238500" cy="5667375"/>
+            <wp:effectExtent t="0" r="0" b="0" l="0"/>
+            <wp:docPr id="1" name="" descr="" title=""/>
+            <wp:cNvGraphicFramePr>
+              <a:graphicFrameLocks xmlns:a="http://schemas.openxmlformats.org/drawingml/2006/main" noChangeAspect="1"/>
+            </wp:cNvGraphicFramePr>
+            <a:graphic xmlns:a="http://schemas.openxmlformats.org/drawingml/2006/main">
+              <a:graphicData uri="http://schemas.openxmlformats.org/drawingml/2006/picture">
+                <pic:pic xmlns:pic="http://schemas.openxmlformats.org/drawingml/2006/picture">
+                  <pic:nvPicPr>
+                    <pic:cNvPr id="0" name="" descr=""/>
+                    <pic:cNvPicPr>
+                      <a:picLocks noChangeAspect="1" noChangeArrowheads="1"/>
+                    </pic:cNvPicPr>
+                  </pic:nvPicPr>
+                  <pic:blipFill>
+                    <a:blip r:embed="rId7" cstate="none"/>
+                    <a:srcRect/>
+                    <a:stretch>
+                      <a:fillRect/>
+                    </a:stretch>
+                  </pic:blipFill>
+                  <pic:spPr bwMode="auto">
+                    <a:xfrm>
+                      <a:off x="0" y="0"/>
+                      <a:ext cx="3238500" cy="5667375"/>
+                    </a:xfrm>
+                    <a:prstGeom prst="rect">
+                      <a:avLst/>
+                    </a:prstGeom>
+                  </pic:spPr>
+                </pic:pic>
+              </a:graphicData>
+            </a:graphic>
+          </wp:inline>
+        </w:drawing>
+      </w:r>
+    </w:p>
+    <w:p>
+      <w:pPr>
+        <w:spacing w:after="200" w:before="40"/>
+        <w:jc w:val="center"/>
       </w:pPr>
       <w:r>
         <w:rPr>
           <w:rFonts w:ascii="Segoe UI" w:cs="Segoe UI" w:eastAsia="Segoe UI" w:hAnsi="Segoe UI"/>
           <w:b/>
           <w:bCs/>
-          <w:color w:val="1E4530"/>
-          <w:sz w:val="22"/>
-          <w:szCs w:val="22"/>
+          <w:i/>
+          <w:iCs/>
+          <w:color w:val="556B5D"/>
+          <w:sz w:val="18"/>
+          <w:szCs w:val="18"/>
         </w:rPr>
-        <w:t xml:space="preserve">3.1 Playbook PB-001 Re-engineering (P0-01)</w:t>
-      </w:r>
-    </w:p>
-    <w:p>
-      <w:r>
-        <w:t xml:space="preserve">The playbook workflow now strictly follows a policy-first sequence. The AI agent analyzes telemetry and proposes an action, but cannot execute it. The deterministic policy engine and human analyst must authorize before the Action Broker applies the firewall block:</w:t>
-      </w:r>
-    </w:p>
-    <w:tbl>
-      <w:tblPr>
-        <w:tblW w:type="pct" w:w="100%"/>
-        <w:tblBorders>
-          <w:top w:val="single" w:color="auto" w:sz="4"/>
-          <w:left w:val="single" w:color="auto" w:sz="4"/>
-          <w:bottom w:val="single" w:color="auto" w:sz="4"/>
-          <w:right w:val="single" w:color="auto" w:sz="4"/>
-          <w:insideH w:val="single" w:color="auto" w:sz="4"/>
-          <w:insideV w:val="single" w:color="auto" w:sz="4"/>
-        </w:tblBorders>
-      </w:tblPr>
-      <w:tblGrid>
-        <w:gridCol w:w="100"/>
-        <w:gridCol w:w="100"/>
-        <w:gridCol w:w="100"/>
-        <w:gridCol w:w="100"/>
-      </w:tblGrid>
-      <w:tr>
-        <w:tc>
-          <w:tcPr>
-            <w:tcW w:type="pct" w:w="10%"/>
-            <w:shd w:fill="0F2A1C" w:val="clear"/>
-            <w:tcMar>
-              <w:top w:type="dxa" w:w="120"/>
-              <w:left w:type="dxa" w:w="140"/>
-              <w:bottom w:type="dxa" w:w="120"/>
-              <w:right w:type="dxa" w:w="140"/>
-            </w:tcMar>
-          </w:tcPr>
-          <w:p>
-            <w:r>
-              <w:rPr>
-                <w:rFonts w:ascii="Segoe UI" w:cs="Segoe UI" w:eastAsia="Segoe UI" w:hAnsi="Segoe UI"/>
-                <w:b/>
-                <w:bCs/>
-                <w:color w:val="FFFFFF"/>
-                <w:sz w:val="19"/>
-                <w:szCs w:val="19"/>
-              </w:rPr>
-              <w:t xml:space="preserve">Step</w:t>
-            </w:r>
-          </w:p>
-        </w:tc>
-        <w:tc>
-          <w:tcPr>
-            <w:tcW w:type="pct" w:w="40%"/>
-            <w:shd w:fill="0F2A1C" w:val="clear"/>
-            <w:tcMar>
-              <w:top w:type="dxa" w:w="120"/>
-              <w:left w:type="dxa" w:w="140"/>
-              <w:bottom w:type="dxa" w:w="120"/>
-              <w:right w:type="dxa" w:w="140"/>
-            </w:tcMar>
-          </w:tcPr>
-          <w:p>
-            <w:r>
-              <w:rPr>
-                <w:rFonts w:ascii="Segoe UI" w:cs="Segoe UI" w:eastAsia="Segoe UI" w:hAnsi="Segoe UI"/>
-                <w:b/>
-                <w:bCs/>
-                <w:color w:val="FFFFFF"/>
-                <w:sz w:val="19"/>
-                <w:szCs w:val="19"/>
-              </w:rPr>
-              <w:t xml:space="preserve">Playbook Action</w:t>
-            </w:r>
-          </w:p>
-        </w:tc>
-        <w:tc>
-          <w:tcPr>
-            <w:tcW w:type="pct" w:w="25%"/>
-            <w:shd w:fill="0F2A1C" w:val="clear"/>
-            <w:tcMar>
-              <w:top w:type="dxa" w:w="120"/>
-              <w:left w:type="dxa" w:w="140"/>
-              <w:bottom w:type="dxa" w:w="120"/>
-              <w:right w:type="dxa" w:w="140"/>
-            </w:tcMar>
-          </w:tcPr>
-          <w:p>
-            <w:r>
-              <w:rPr>
-                <w:rFonts w:ascii="Segoe UI" w:cs="Segoe UI" w:eastAsia="Segoe UI" w:hAnsi="Segoe UI"/>
-                <w:b/>
-                <w:bCs/>
-                <w:color w:val="FFFFFF"/>
-                <w:sz w:val="19"/>
-                <w:szCs w:val="19"/>
-              </w:rPr>
-              <w:t xml:space="preserve">Executing Owner</w:t>
-            </w:r>
-          </w:p>
-        </w:tc>
-        <w:tc>
-          <w:tcPr>
-            <w:tcW w:type="pct" w:w="25%"/>
-            <w:shd w:fill="0F2A1C" w:val="clear"/>
-            <w:tcMar>
-              <w:top w:type="dxa" w:w="120"/>
-              <w:left w:type="dxa" w:w="140"/>
-              <w:bottom w:type="dxa" w:w="120"/>
-              <w:right w:type="dxa" w:w="140"/>
-            </w:tcMar>
-          </w:tcPr>
-          <w:p>
-            <w:r>
-              <w:rPr>
-                <w:rFonts w:ascii="Segoe UI" w:cs="Segoe UI" w:eastAsia="Segoe UI" w:hAnsi="Segoe UI"/>
-                <w:b/>
-                <w:bCs/>
-                <w:color w:val="FFFFFF"/>
-                <w:sz w:val="19"/>
-                <w:szCs w:val="19"/>
-              </w:rPr>
-              <w:t xml:space="preserve">Governance Mode</w:t>
-            </w:r>
-          </w:p>
-        </w:tc>
-      </w:tr>
-      <w:tr>
-        <w:tc>
-          <w:tcPr>
-            <w:tcW w:type="pct" w:w="10%"/>
-            <w:tcBorders>
-              <w:top w:val="single" w:color="E5E7EB" w:sz="4"/>
-              <w:left w:val="single" w:color="E5E7EB" w:sz="4"/>
-              <w:bottom w:val="single" w:color="E5E7EB" w:sz="4"/>
-              <w:right w:val="single" w:color="E5E7EB" w:sz="4"/>
-            </w:tcBorders>
-            <w:shd w:fill="FFFFFF" w:val="clear"/>
-            <w:tcMar>
-              <w:top w:type="dxa" w:w="100"/>
-              <w:left w:type="dxa" w:w="140"/>
-              <w:bottom w:type="dxa" w:w="100"/>
-              <w:right w:type="dxa" w:w="140"/>
-            </w:tcMar>
-          </w:tcPr>
-          <w:p>
-            <w:r>
-              <w:rPr>
-                <w:rFonts w:ascii="Consolas" w:cs="Consolas" w:eastAsia="Consolas" w:hAnsi="Consolas"/>
-                <w:b w:val="false"/>
-                <w:bCs w:val="false"/>
-                <w:color w:val="1A2E22"/>
-                <w:sz w:val="17"/>
-                <w:szCs w:val="17"/>
-              </w:rPr>
-              <w:t xml:space="preserve">Step 1</w:t>
-            </w:r>
-          </w:p>
-        </w:tc>
-        <w:tc>
-          <w:tcPr>
-            <w:tcW w:type="pct" w:w="40%"/>
-            <w:tcBorders>
-              <w:top w:val="single" w:color="E5E7EB" w:sz="4"/>
-              <w:left w:val="single" w:color="E5E7EB" w:sz="4"/>
-              <w:bottom w:val="single" w:color="E5E7EB" w:sz="4"/>
-              <w:right w:val="single" w:color="E5E7EB" w:sz="4"/>
-            </w:tcBorders>
-            <w:shd w:fill="FFFFFF" w:val="clear"/>
-            <w:tcMar>
-              <w:top w:type="dxa" w:w="100"/>
-              <w:left w:type="dxa" w:w="140"/>
-              <w:bottom w:type="dxa" w:w="100"/>
-              <w:right w:type="dxa" w:w="140"/>
-            </w:tcMar>
-          </w:tcPr>
-          <w:p>
-            <w:r>
-              <w:rPr>
-                <w:rFonts w:ascii="Segoe UI" w:cs="Segoe UI" w:eastAsia="Segoe UI" w:hAnsi="Segoe UI"/>
-                <w:b w:val="false"/>
-                <w:bCs w:val="false"/>
-                <w:color w:val="1A2E22"/>
-                <w:sz w:val="19"/>
-                <w:szCs w:val="19"/>
-              </w:rPr>
-              <w:t xml:space="preserve">Verify alert via Splunk correlation &amp; host context</w:t>
-            </w:r>
-          </w:p>
-        </w:tc>
-        <w:tc>
-          <w:tcPr>
-            <w:tcW w:type="pct" w:w="25%"/>
-            <w:tcBorders>
-              <w:top w:val="single" w:color="E5E7EB" w:sz="4"/>
-              <w:left w:val="single" w:color="E5E7EB" w:sz="4"/>
-              <w:bottom w:val="single" w:color="E5E7EB" w:sz="4"/>
-              <w:right w:val="single" w:color="E5E7EB" w:sz="4"/>
-            </w:tcBorders>
-            <w:shd w:fill="FFFFFF" w:val="clear"/>
-            <w:tcMar>
-              <w:top w:type="dxa" w:w="100"/>
-              <w:left w:type="dxa" w:w="140"/>
-              <w:bottom w:type="dxa" w:w="100"/>
-              <w:right w:type="dxa" w:w="140"/>
-            </w:tcMar>
-          </w:tcPr>
-          <w:p>
-            <w:r>
-              <w:rPr>
-                <w:rFonts w:ascii="Consolas" w:cs="Consolas" w:eastAsia="Consolas" w:hAnsi="Consolas"/>
-                <w:b w:val="false"/>
-                <w:bCs w:val="false"/>
-                <w:color w:val="1A2E22"/>
-                <w:sz w:val="17"/>
-                <w:szCs w:val="17"/>
-              </w:rPr>
-              <w:t xml:space="preserve">ai_scorer</w:t>
-            </w:r>
-          </w:p>
-        </w:tc>
-        <w:tc>
-          <w:tcPr>
-            <w:tcW w:type="pct" w:w="25%"/>
-            <w:tcBorders>
-              <w:top w:val="single" w:color="E5E7EB" w:sz="4"/>
-              <w:left w:val="single" w:color="E5E7EB" w:sz="4"/>
-              <w:bottom w:val="single" w:color="E5E7EB" w:sz="4"/>
-              <w:right w:val="single" w:color="E5E7EB" w:sz="4"/>
-            </w:tcBorders>
-            <w:shd w:fill="FFFFFF" w:val="clear"/>
-            <w:tcMar>
-              <w:top w:type="dxa" w:w="100"/>
-              <w:left w:type="dxa" w:w="140"/>
-              <w:bottom w:type="dxa" w:w="100"/>
-              <w:right w:type="dxa" w:w="140"/>
-            </w:tcMar>
-          </w:tcPr>
-          <w:p>
-            <w:r>
-              <w:rPr>
-                <w:rFonts w:ascii="Segoe UI" w:cs="Segoe UI" w:eastAsia="Segoe UI" w:hAnsi="Segoe UI"/>
-                <w:b w:val="false"/>
-                <w:bCs w:val="false"/>
-                <w:color w:val="047857"/>
-                <w:sz w:val="19"/>
-                <w:szCs w:val="19"/>
-              </w:rPr>
-              <w:t xml:space="preserve">Automated (Read-Only)</w:t>
-            </w:r>
-          </w:p>
-        </w:tc>
-      </w:tr>
-      <w:tr>
-        <w:tc>
-          <w:tcPr>
-            <w:tcW w:type="pct" w:w="10%"/>
-            <w:tcBorders>
-              <w:top w:val="single" w:color="E5E7EB" w:sz="4"/>
-              <w:left w:val="single" w:color="E5E7EB" w:sz="4"/>
-              <w:bottom w:val="single" w:color="E5E7EB" w:sz="4"/>
-              <w:right w:val="single" w:color="E5E7EB" w:sz="4"/>
-            </w:tcBorders>
-            <w:shd w:fill="FFFFFF" w:val="clear"/>
-            <w:tcMar>
-              <w:top w:type="dxa" w:w="100"/>
-              <w:left w:type="dxa" w:w="140"/>
-              <w:bottom w:type="dxa" w:w="100"/>
-              <w:right w:type="dxa" w:w="140"/>
-            </w:tcMar>
-          </w:tcPr>
-          <w:p>
-            <w:r>
-              <w:rPr>
-                <w:rFonts w:ascii="Consolas" w:cs="Consolas" w:eastAsia="Consolas" w:hAnsi="Consolas"/>
-                <w:b w:val="false"/>
-                <w:bCs w:val="false"/>
-                <w:color w:val="1A2E22"/>
-                <w:sz w:val="17"/>
-                <w:szCs w:val="17"/>
-              </w:rPr>
-              <w:t xml:space="preserve">Step 2</w:t>
-            </w:r>
-          </w:p>
-        </w:tc>
-        <w:tc>
-          <w:tcPr>
-            <w:tcW w:type="pct" w:w="40%"/>
-            <w:tcBorders>
-              <w:top w:val="single" w:color="E5E7EB" w:sz="4"/>
-              <w:left w:val="single" w:color="E5E7EB" w:sz="4"/>
-              <w:bottom w:val="single" w:color="E5E7EB" w:sz="4"/>
-              <w:right w:val="single" w:color="E5E7EB" w:sz="4"/>
-            </w:tcBorders>
-            <w:shd w:fill="FFFFFF" w:val="clear"/>
-            <w:tcMar>
-              <w:top w:type="dxa" w:w="100"/>
-              <w:left w:type="dxa" w:w="140"/>
-              <w:bottom w:type="dxa" w:w="100"/>
-              <w:right w:type="dxa" w:w="140"/>
-            </w:tcMar>
-          </w:tcPr>
-          <w:p>
-            <w:r>
-              <w:rPr>
-                <w:rFonts w:ascii="Segoe UI" w:cs="Segoe UI" w:eastAsia="Segoe UI" w:hAnsi="Segoe UI"/>
-                <w:b w:val="false"/>
-                <w:bCs w:val="false"/>
-                <w:color w:val="1A2E22"/>
-                <w:sz w:val="19"/>
-                <w:szCs w:val="19"/>
-              </w:rPr>
-              <w:t xml:space="preserve">Enrich source reputation &amp; generate ActionProposal (3600s TTL)</w:t>
-            </w:r>
-          </w:p>
-        </w:tc>
-        <w:tc>
-          <w:tcPr>
-            <w:tcW w:type="pct" w:w="25%"/>
-            <w:tcBorders>
-              <w:top w:val="single" w:color="E5E7EB" w:sz="4"/>
-              <w:left w:val="single" w:color="E5E7EB" w:sz="4"/>
-              <w:bottom w:val="single" w:color="E5E7EB" w:sz="4"/>
-              <w:right w:val="single" w:color="E5E7EB" w:sz="4"/>
-            </w:tcBorders>
-            <w:shd w:fill="FFFFFF" w:val="clear"/>
-            <w:tcMar>
-              <w:top w:type="dxa" w:w="100"/>
-              <w:left w:type="dxa" w:w="140"/>
-              <w:bottom w:type="dxa" w:w="100"/>
-              <w:right w:type="dxa" w:w="140"/>
-            </w:tcMar>
-          </w:tcPr>
-          <w:p>
-            <w:r>
-              <w:rPr>
-                <w:rFonts w:ascii="Consolas" w:cs="Consolas" w:eastAsia="Consolas" w:hAnsi="Consolas"/>
-                <w:b w:val="false"/>
-                <w:bCs w:val="false"/>
-                <w:color w:val="1A2E22"/>
-                <w:sz w:val="17"/>
-                <w:szCs w:val="17"/>
-              </w:rPr>
-              <w:t xml:space="preserve">context_agent</w:t>
-            </w:r>
-          </w:p>
-        </w:tc>
-        <w:tc>
-          <w:tcPr>
-            <w:tcW w:type="pct" w:w="25%"/>
-            <w:tcBorders>
-              <w:top w:val="single" w:color="E5E7EB" w:sz="4"/>
-              <w:left w:val="single" w:color="E5E7EB" w:sz="4"/>
-              <w:bottom w:val="single" w:color="E5E7EB" w:sz="4"/>
-              <w:right w:val="single" w:color="E5E7EB" w:sz="4"/>
-            </w:tcBorders>
-            <w:shd w:fill="FFFFFF" w:val="clear"/>
-            <w:tcMar>
-              <w:top w:type="dxa" w:w="100"/>
-              <w:left w:type="dxa" w:w="140"/>
-              <w:bottom w:type="dxa" w:w="100"/>
-              <w:right w:type="dxa" w:w="140"/>
-            </w:tcMar>
-          </w:tcPr>
-          <w:p>
-            <w:r>
-              <w:rPr>
-                <w:rFonts w:ascii="Segoe UI" w:cs="Segoe UI" w:eastAsia="Segoe UI" w:hAnsi="Segoe UI"/>
-                <w:b w:val="false"/>
-                <w:bCs w:val="false"/>
-                <w:color w:val="047857"/>
-                <w:sz w:val="19"/>
-                <w:szCs w:val="19"/>
-              </w:rPr>
-              <w:t xml:space="preserve">Automated Proposal</w:t>
-            </w:r>
-          </w:p>
-        </w:tc>
-      </w:tr>
-      <w:tr>
-        <w:tc>
-          <w:tcPr>
-            <w:tcW w:type="pct" w:w="10%"/>
-            <w:tcBorders>
-              <w:top w:val="single" w:color="E5E7EB" w:sz="4"/>
-              <w:left w:val="single" w:color="E5E7EB" w:sz="4"/>
-              <w:bottom w:val="single" w:color="E5E7EB" w:sz="4"/>
-              <w:right w:val="single" w:color="E5E7EB" w:sz="4"/>
-            </w:tcBorders>
-            <w:shd w:fill="FFFFFF" w:val="clear"/>
-            <w:tcMar>
-              <w:top w:type="dxa" w:w="100"/>
-              <w:left w:type="dxa" w:w="140"/>
-              <w:bottom w:type="dxa" w:w="100"/>
-              <w:right w:type="dxa" w:w="140"/>
-            </w:tcMar>
-          </w:tcPr>
-          <w:p>
-            <w:r>
-              <w:rPr>
-                <w:rFonts w:ascii="Consolas" w:cs="Consolas" w:eastAsia="Consolas" w:hAnsi="Consolas"/>
-                <w:b/>
-                <w:bCs/>
-                <w:color w:val="B8860B"/>
-                <w:sz w:val="17"/>
-                <w:szCs w:val="17"/>
-              </w:rPr>
-              <w:t xml:space="preserve">Step 3</w:t>
-            </w:r>
-          </w:p>
-        </w:tc>
-        <w:tc>
-          <w:tcPr>
-            <w:tcW w:type="pct" w:w="40%"/>
-            <w:tcBorders>
-              <w:top w:val="single" w:color="E5E7EB" w:sz="4"/>
-              <w:left w:val="single" w:color="E5E7EB" w:sz="4"/>
-              <w:bottom w:val="single" w:color="E5E7EB" w:sz="4"/>
-              <w:right w:val="single" w:color="E5E7EB" w:sz="4"/>
-            </w:tcBorders>
-            <w:shd w:fill="FFFFFF" w:val="clear"/>
-            <w:tcMar>
-              <w:top w:type="dxa" w:w="100"/>
-              <w:left w:type="dxa" w:w="140"/>
-              <w:bottom w:type="dxa" w:w="100"/>
-              <w:right w:type="dxa" w:w="140"/>
-            </w:tcMar>
-          </w:tcPr>
-          <w:p>
-            <w:r>
-              <w:rPr>
-                <w:rFonts w:ascii="Segoe UI" w:cs="Segoe UI" w:eastAsia="Segoe UI" w:hAnsi="Segoe UI"/>
-                <w:b/>
-                <w:bCs/>
-                <w:color w:val="1A2E22"/>
-                <w:sz w:val="19"/>
-                <w:szCs w:val="19"/>
-              </w:rPr>
-              <w:t xml:space="preserve">Deterministic Policy Decision &amp; Await Analyst Approval</w:t>
-            </w:r>
-          </w:p>
-        </w:tc>
-        <w:tc>
-          <w:tcPr>
-            <w:tcW w:type="pct" w:w="25%"/>
-            <w:tcBorders>
-              <w:top w:val="single" w:color="E5E7EB" w:sz="4"/>
-              <w:left w:val="single" w:color="E5E7EB" w:sz="4"/>
-              <w:bottom w:val="single" w:color="E5E7EB" w:sz="4"/>
-              <w:right w:val="single" w:color="E5E7EB" w:sz="4"/>
-            </w:tcBorders>
-            <w:shd w:fill="FFFFFF" w:val="clear"/>
-            <w:tcMar>
-              <w:top w:type="dxa" w:w="100"/>
-              <w:left w:type="dxa" w:w="140"/>
-              <w:bottom w:type="dxa" w:w="100"/>
-              <w:right w:type="dxa" w:w="140"/>
-            </w:tcMar>
-          </w:tcPr>
-          <w:p>
-            <w:r>
-              <w:rPr>
-                <w:rFonts w:ascii="Consolas" w:cs="Consolas" w:eastAsia="Consolas" w:hAnsi="Consolas"/>
-                <w:b/>
-                <w:bCs/>
-                <w:color w:val="B8860B"/>
-                <w:sz w:val="17"/>
-                <w:szCs w:val="17"/>
-              </w:rPr>
-              <w:t xml:space="preserve">Human SOC / Policy Engine</w:t>
-            </w:r>
-          </w:p>
-        </w:tc>
-        <w:tc>
-          <w:tcPr>
-            <w:tcW w:type="pct" w:w="25%"/>
-            <w:tcBorders>
-              <w:top w:val="single" w:color="E5E7EB" w:sz="4"/>
-              <w:left w:val="single" w:color="E5E7EB" w:sz="4"/>
-              <w:bottom w:val="single" w:color="E5E7EB" w:sz="4"/>
-              <w:right w:val="single" w:color="E5E7EB" w:sz="4"/>
-            </w:tcBorders>
-            <w:shd w:fill="F4F6F4" w:val="clear"/>
-            <w:tcMar>
-              <w:top w:type="dxa" w:w="100"/>
-              <w:left w:type="dxa" w:w="140"/>
-              <w:bottom w:type="dxa" w:w="100"/>
-              <w:right w:type="dxa" w:w="140"/>
-            </w:tcMar>
-          </w:tcPr>
-          <w:p>
-            <w:r>
-              <w:rPr>
-                <w:rFonts w:ascii="Segoe UI" w:cs="Segoe UI" w:eastAsia="Segoe UI" w:hAnsi="Segoe UI"/>
-                <w:b/>
-                <w:bCs/>
-                <w:color w:val="B8860B"/>
-                <w:sz w:val="19"/>
-                <w:szCs w:val="19"/>
-              </w:rPr>
-              <w:t xml:space="preserve">APPROVAL GATE</w:t>
-            </w:r>
-          </w:p>
-        </w:tc>
-      </w:tr>
-      <w:tr>
-        <w:tc>
-          <w:tcPr>
-            <w:tcW w:type="pct" w:w="10%"/>
-            <w:tcBorders>
-              <w:top w:val="single" w:color="E5E7EB" w:sz="4"/>
-              <w:left w:val="single" w:color="E5E7EB" w:sz="4"/>
-              <w:bottom w:val="single" w:color="E5E7EB" w:sz="4"/>
-              <w:right w:val="single" w:color="E5E7EB" w:sz="4"/>
-            </w:tcBorders>
-            <w:shd w:fill="FFFFFF" w:val="clear"/>
-            <w:tcMar>
-              <w:top w:type="dxa" w:w="100"/>
-              <w:left w:type="dxa" w:w="140"/>
-              <w:bottom w:type="dxa" w:w="100"/>
-              <w:right w:type="dxa" w:w="140"/>
-            </w:tcMar>
-          </w:tcPr>
-          <w:p>
-            <w:r>
-              <w:rPr>
-                <w:rFonts w:ascii="Consolas" w:cs="Consolas" w:eastAsia="Consolas" w:hAnsi="Consolas"/>
-                <w:b w:val="false"/>
-                <w:bCs w:val="false"/>
-                <w:color w:val="1A2E22"/>
-                <w:sz w:val="17"/>
-                <w:szCs w:val="17"/>
-              </w:rPr>
-              <w:t xml:space="preserve">Step 4</w:t>
-            </w:r>
-          </w:p>
-        </w:tc>
-        <w:tc>
-          <w:tcPr>
-            <w:tcW w:type="pct" w:w="40%"/>
-            <w:tcBorders>
-              <w:top w:val="single" w:color="E5E7EB" w:sz="4"/>
-              <w:left w:val="single" w:color="E5E7EB" w:sz="4"/>
-              <w:bottom w:val="single" w:color="E5E7EB" w:sz="4"/>
-              <w:right w:val="single" w:color="E5E7EB" w:sz="4"/>
-            </w:tcBorders>
-            <w:shd w:fill="FFFFFF" w:val="clear"/>
-            <w:tcMar>
-              <w:top w:type="dxa" w:w="100"/>
-              <w:left w:type="dxa" w:w="140"/>
-              <w:bottom w:type="dxa" w:w="100"/>
-              <w:right w:type="dxa" w:w="140"/>
-            </w:tcMar>
-          </w:tcPr>
-          <w:p>
-            <w:r>
-              <w:rPr>
-                <w:rFonts w:ascii="Segoe UI" w:cs="Segoe UI" w:eastAsia="Segoe UI" w:hAnsi="Segoe UI"/>
-                <w:b w:val="false"/>
-                <w:bCs w:val="false"/>
-                <w:color w:val="1A2E22"/>
-                <w:sz w:val="19"/>
-                <w:szCs w:val="19"/>
-              </w:rPr>
-              <w:t xml:space="preserve">Execute perimeter firewall block via Action Broker (1h TTL)</w:t>
-            </w:r>
-          </w:p>
-        </w:tc>
-        <w:tc>
-          <w:tcPr>
-            <w:tcW w:type="pct" w:w="25%"/>
-            <w:tcBorders>
-              <w:top w:val="single" w:color="E5E7EB" w:sz="4"/>
-              <w:left w:val="single" w:color="E5E7EB" w:sz="4"/>
-              <w:bottom w:val="single" w:color="E5E7EB" w:sz="4"/>
-              <w:right w:val="single" w:color="E5E7EB" w:sz="4"/>
-            </w:tcBorders>
-            <w:shd w:fill="FFFFFF" w:val="clear"/>
-            <w:tcMar>
-              <w:top w:type="dxa" w:w="100"/>
-              <w:left w:type="dxa" w:w="140"/>
-              <w:bottom w:type="dxa" w:w="100"/>
-              <w:right w:type="dxa" w:w="140"/>
-            </w:tcMar>
-          </w:tcPr>
-          <w:p>
-            <w:r>
-              <w:rPr>
-                <w:rFonts w:ascii="Consolas" w:cs="Consolas" w:eastAsia="Consolas" w:hAnsi="Consolas"/>
-                <w:b w:val="false"/>
-                <w:bCs w:val="false"/>
-                <w:color w:val="1A2E22"/>
-                <w:sz w:val="17"/>
-                <w:szCs w:val="17"/>
-              </w:rPr>
-              <w:t xml:space="preserve">action_broker</w:t>
-            </w:r>
-          </w:p>
-        </w:tc>
-        <w:tc>
-          <w:tcPr>
-            <w:tcW w:type="pct" w:w="25%"/>
-            <w:tcBorders>
-              <w:top w:val="single" w:color="E5E7EB" w:sz="4"/>
-              <w:left w:val="single" w:color="E5E7EB" w:sz="4"/>
-              <w:bottom w:val="single" w:color="E5E7EB" w:sz="4"/>
-              <w:right w:val="single" w:color="E5E7EB" w:sz="4"/>
-            </w:tcBorders>
-            <w:shd w:fill="FFFFFF" w:val="clear"/>
-            <w:tcMar>
-              <w:top w:type="dxa" w:w="100"/>
-              <w:left w:type="dxa" w:w="140"/>
-              <w:bottom w:type="dxa" w:w="100"/>
-              <w:right w:type="dxa" w:w="140"/>
-            </w:tcMar>
-          </w:tcPr>
-          <w:p>
-            <w:r>
-              <w:rPr>
-                <w:rFonts w:ascii="Segoe UI" w:cs="Segoe UI" w:eastAsia="Segoe UI" w:hAnsi="Segoe UI"/>
-                <w:b w:val="false"/>
-                <w:bCs w:val="false"/>
-                <w:color w:val="047857"/>
-                <w:sz w:val="19"/>
-                <w:szCs w:val="19"/>
-              </w:rPr>
-              <w:t xml:space="preserve">Policy-Gated Execution</w:t>
-            </w:r>
-          </w:p>
-        </w:tc>
-      </w:tr>
-      <w:tr>
-        <w:tc>
-          <w:tcPr>
-            <w:tcW w:type="pct" w:w="10%"/>
-            <w:tcBorders>
-              <w:top w:val="single" w:color="E5E7EB" w:sz="4"/>
-              <w:left w:val="single" w:color="E5E7EB" w:sz="4"/>
-              <w:bottom w:val="single" w:color="E5E7EB" w:sz="4"/>
-              <w:right w:val="single" w:color="E5E7EB" w:sz="4"/>
-            </w:tcBorders>
-            <w:shd w:fill="FFFFFF" w:val="clear"/>
-            <w:tcMar>
-              <w:top w:type="dxa" w:w="100"/>
-              <w:left w:type="dxa" w:w="140"/>
-              <w:bottom w:type="dxa" w:w="100"/>
-              <w:right w:type="dxa" w:w="140"/>
-            </w:tcMar>
-          </w:tcPr>
-          <w:p>
-            <w:r>
-              <w:rPr>
-                <w:rFonts w:ascii="Consolas" w:cs="Consolas" w:eastAsia="Consolas" w:hAnsi="Consolas"/>
-                <w:b w:val="false"/>
-                <w:bCs w:val="false"/>
-                <w:color w:val="1A2E22"/>
-                <w:sz w:val="17"/>
-                <w:szCs w:val="17"/>
-              </w:rPr>
-              <w:t xml:space="preserve">Step 5</w:t>
-            </w:r>
-          </w:p>
-        </w:tc>
-        <w:tc>
-          <w:tcPr>
-            <w:tcW w:type="pct" w:w="40%"/>
-            <w:tcBorders>
-              <w:top w:val="single" w:color="E5E7EB" w:sz="4"/>
-              <w:left w:val="single" w:color="E5E7EB" w:sz="4"/>
-              <w:bottom w:val="single" w:color="E5E7EB" w:sz="4"/>
-              <w:right w:val="single" w:color="E5E7EB" w:sz="4"/>
-            </w:tcBorders>
-            <w:shd w:fill="FFFFFF" w:val="clear"/>
-            <w:tcMar>
-              <w:top w:type="dxa" w:w="100"/>
-              <w:left w:type="dxa" w:w="140"/>
-              <w:bottom w:type="dxa" w:w="100"/>
-              <w:right w:type="dxa" w:w="140"/>
-            </w:tcMar>
-          </w:tcPr>
-          <w:p>
-            <w:r>
-              <w:rPr>
-                <w:rFonts w:ascii="Segoe UI" w:cs="Segoe UI" w:eastAsia="Segoe UI" w:hAnsi="Segoe UI"/>
-                <w:b w:val="false"/>
-                <w:bCs w:val="false"/>
-                <w:color w:val="1A2E22"/>
-                <w:sz w:val="19"/>
-                <w:szCs w:val="19"/>
-              </w:rPr>
-              <w:t xml:space="preserve">Verify block enforcement &amp; notify on-call responders</w:t>
-            </w:r>
-          </w:p>
-        </w:tc>
-        <w:tc>
-          <w:tcPr>
-            <w:tcW w:type="pct" w:w="25%"/>
-            <w:tcBorders>
-              <w:top w:val="single" w:color="E5E7EB" w:sz="4"/>
-              <w:left w:val="single" w:color="E5E7EB" w:sz="4"/>
-              <w:bottom w:val="single" w:color="E5E7EB" w:sz="4"/>
-              <w:right w:val="single" w:color="E5E7EB" w:sz="4"/>
-            </w:tcBorders>
-            <w:shd w:fill="FFFFFF" w:val="clear"/>
-            <w:tcMar>
-              <w:top w:type="dxa" w:w="100"/>
-              <w:left w:type="dxa" w:w="140"/>
-              <w:bottom w:type="dxa" w:w="100"/>
-              <w:right w:type="dxa" w:w="140"/>
-            </w:tcMar>
-          </w:tcPr>
-          <w:p>
-            <w:r>
-              <w:rPr>
-                <w:rFonts w:ascii="Consolas" w:cs="Consolas" w:eastAsia="Consolas" w:hAnsi="Consolas"/>
-                <w:b w:val="false"/>
-                <w:bCs w:val="false"/>
-                <w:color w:val="1A2E22"/>
-                <w:sz w:val="17"/>
-                <w:szCs w:val="17"/>
-              </w:rPr>
-              <w:t xml:space="preserve">orchestrator</w:t>
-            </w:r>
-          </w:p>
-        </w:tc>
-        <w:tc>
-          <w:tcPr>
-            <w:tcW w:type="pct" w:w="25%"/>
-            <w:tcBorders>
-              <w:top w:val="single" w:color="E5E7EB" w:sz="4"/>
-              <w:left w:val="single" w:color="E5E7EB" w:sz="4"/>
-              <w:bottom w:val="single" w:color="E5E7EB" w:sz="4"/>
-              <w:right w:val="single" w:color="E5E7EB" w:sz="4"/>
-            </w:tcBorders>
-            <w:shd w:fill="FFFFFF" w:val="clear"/>
-            <w:tcMar>
-              <w:top w:type="dxa" w:w="100"/>
-              <w:left w:type="dxa" w:w="140"/>
-              <w:bottom w:type="dxa" w:w="100"/>
-              <w:right w:type="dxa" w:w="140"/>
-            </w:tcMar>
-          </w:tcPr>
-          <w:p>
-            <w:r>
-              <w:rPr>
-                <w:rFonts w:ascii="Segoe UI" w:cs="Segoe UI" w:eastAsia="Segoe UI" w:hAnsi="Segoe UI"/>
-                <w:b w:val="false"/>
-                <w:bCs w:val="false"/>
-                <w:color w:val="047857"/>
-                <w:sz w:val="19"/>
-                <w:szCs w:val="19"/>
-              </w:rPr>
-              <w:t xml:space="preserve">Automated Verification</w:t>
-            </w:r>
-          </w:p>
-        </w:tc>
-      </w:tr>
-      <w:tr>
-        <w:tc>
-          <w:tcPr>
-            <w:tcW w:type="pct" w:w="10%"/>
-            <w:tcBorders>
-              <w:top w:val="single" w:color="E5E7EB" w:sz="4"/>
-              <w:left w:val="single" w:color="E5E7EB" w:sz="4"/>
-              <w:bottom w:val="single" w:color="E5E7EB" w:sz="4"/>
-              <w:right w:val="single" w:color="E5E7EB" w:sz="4"/>
-            </w:tcBorders>
-            <w:shd w:fill="FFFFFF" w:val="clear"/>
-            <w:tcMar>
-              <w:top w:type="dxa" w:w="100"/>
-              <w:left w:type="dxa" w:w="140"/>
-              <w:bottom w:type="dxa" w:w="100"/>
-              <w:right w:type="dxa" w:w="140"/>
-            </w:tcMar>
-          </w:tcPr>
-          <w:p>
-            <w:r>
-              <w:rPr>
-                <w:rFonts w:ascii="Consolas" w:cs="Consolas" w:eastAsia="Consolas" w:hAnsi="Consolas"/>
-                <w:b w:val="false"/>
-                <w:bCs w:val="false"/>
-                <w:color w:val="1A2E22"/>
-                <w:sz w:val="17"/>
-                <w:szCs w:val="17"/>
-              </w:rPr>
-              <w:t xml:space="preserve">Step 6</w:t>
-            </w:r>
-          </w:p>
-        </w:tc>
-        <w:tc>
-          <w:tcPr>
-            <w:tcW w:type="pct" w:w="40%"/>
-            <w:tcBorders>
-              <w:top w:val="single" w:color="E5E7EB" w:sz="4"/>
-              <w:left w:val="single" w:color="E5E7EB" w:sz="4"/>
-              <w:bottom w:val="single" w:color="E5E7EB" w:sz="4"/>
-              <w:right w:val="single" w:color="E5E7EB" w:sz="4"/>
-            </w:tcBorders>
-            <w:shd w:fill="FFFFFF" w:val="clear"/>
-            <w:tcMar>
-              <w:top w:type="dxa" w:w="100"/>
-              <w:left w:type="dxa" w:w="140"/>
-              <w:bottom w:type="dxa" w:w="100"/>
-              <w:right w:type="dxa" w:w="140"/>
-            </w:tcMar>
-          </w:tcPr>
-          <w:p>
-            <w:r>
-              <w:rPr>
-                <w:rFonts w:ascii="Segoe UI" w:cs="Segoe UI" w:eastAsia="Segoe UI" w:hAnsi="Segoe UI"/>
-                <w:b w:val="false"/>
-                <w:bCs w:val="false"/>
-                <w:color w:val="1A2E22"/>
-                <w:sz w:val="19"/>
-                <w:szCs w:val="19"/>
-              </w:rPr>
-              <w:t xml:space="preserve">Post-incident review, auto-rollback after TTL &amp; IOC export</w:t>
-            </w:r>
-          </w:p>
-        </w:tc>
-        <w:tc>
-          <w:tcPr>
-            <w:tcW w:type="pct" w:w="25%"/>
-            <w:tcBorders>
-              <w:top w:val="single" w:color="E5E7EB" w:sz="4"/>
-              <w:left w:val="single" w:color="E5E7EB" w:sz="4"/>
-              <w:bottom w:val="single" w:color="E5E7EB" w:sz="4"/>
-              <w:right w:val="single" w:color="E5E7EB" w:sz="4"/>
-            </w:tcBorders>
-            <w:shd w:fill="FFFFFF" w:val="clear"/>
-            <w:tcMar>
-              <w:top w:type="dxa" w:w="100"/>
-              <w:left w:type="dxa" w:w="140"/>
-              <w:bottom w:type="dxa" w:w="100"/>
-              <w:right w:type="dxa" w:w="140"/>
-            </w:tcMar>
-          </w:tcPr>
-          <w:p>
-            <w:r>
-              <w:rPr>
-                <w:rFonts w:ascii="Consolas" w:cs="Consolas" w:eastAsia="Consolas" w:hAnsi="Consolas"/>
-                <w:b w:val="false"/>
-                <w:bCs w:val="false"/>
-                <w:color w:val="1A2E22"/>
-                <w:sz w:val="17"/>
-                <w:szCs w:val="17"/>
-              </w:rPr>
-              <w:t xml:space="preserve">Analyst / System</w:t>
-            </w:r>
-          </w:p>
-        </w:tc>
-        <w:tc>
-          <w:tcPr>
-            <w:tcW w:type="pct" w:w="25%"/>
-            <w:tcBorders>
-              <w:top w:val="single" w:color="E5E7EB" w:sz="4"/>
-              <w:left w:val="single" w:color="E5E7EB" w:sz="4"/>
-              <w:bottom w:val="single" w:color="E5E7EB" w:sz="4"/>
-              <w:right w:val="single" w:color="E5E7EB" w:sz="4"/>
-            </w:tcBorders>
-            <w:shd w:fill="FFFFFF" w:val="clear"/>
-            <w:tcMar>
-              <w:top w:type="dxa" w:w="100"/>
-              <w:left w:type="dxa" w:w="140"/>
-              <w:bottom w:type="dxa" w:w="100"/>
-              <w:right w:type="dxa" w:w="140"/>
-            </w:tcMar>
-          </w:tcPr>
-          <w:p>
-            <w:r>
-              <w:rPr>
-                <w:rFonts w:ascii="Segoe UI" w:cs="Segoe UI" w:eastAsia="Segoe UI" w:hAnsi="Segoe UI"/>
-                <w:b w:val="false"/>
-                <w:bCs w:val="false"/>
-                <w:color w:val="556B5D"/>
-                <w:sz w:val="19"/>
-                <w:szCs w:val="19"/>
-              </w:rPr>
-              <w:t xml:space="preserve">Hybrid Verification</w:t>
-            </w:r>
-          </w:p>
-        </w:tc>
-      </w:tr>
-    </w:tbl>
+        <w:t xml:space="preserve">Figure 1: Documentation Portal — 3-Plane System Architecture, Multi-Agent Node Sequence, ActionSpec Contract &amp; 5-Tier Autonomy Matrix.</w:t>
+      </w:r>
+    </w:p>
     <w:p>
       <w:pPr>
         <w:spacing w:after="80" w:before="180"/>
-      </w:pPr>
-    </w:p>
-    <w:p>
-      <w:pPr>
-        <w:pStyle w:val="Heading2"/>
+        <w:jc w:val="center"/>
+      </w:pPr>
+      <w:r>
+        <w:drawing>
+          <wp:inline distT="0" distB="0" distL="0" distR="0">
+            <wp:extent cx="4191000" cy="5000625"/>
+            <wp:effectExtent t="0" r="0" b="0" l="0"/>
+            <wp:docPr id="1" name="" descr="" title=""/>
+            <wp:cNvGraphicFramePr>
+              <a:graphicFrameLocks xmlns:a="http://schemas.openxmlformats.org/drawingml/2006/main" noChangeAspect="1"/>
+            </wp:cNvGraphicFramePr>
+            <a:graphic xmlns:a="http://schemas.openxmlformats.org/drawingml/2006/main">
+              <a:graphicData uri="http://schemas.openxmlformats.org/drawingml/2006/picture">
+                <pic:pic xmlns:pic="http://schemas.openxmlformats.org/drawingml/2006/picture">
+                  <pic:nvPicPr>
+                    <pic:cNvPr id="0" name="" descr=""/>
+                    <pic:cNvPicPr>
+                      <a:picLocks noChangeAspect="1" noChangeArrowheads="1"/>
+                    </pic:cNvPicPr>
+                  </pic:nvPicPr>
+                  <pic:blipFill>
+                    <a:blip r:embed="rId8" cstate="none"/>
+                    <a:srcRect/>
+                    <a:stretch>
+                      <a:fillRect/>
+                    </a:stretch>
+                  </pic:blipFill>
+                  <pic:spPr bwMode="auto">
+                    <a:xfrm>
+                      <a:off x="0" y="0"/>
+                      <a:ext cx="4191000" cy="5000625"/>
+                    </a:xfrm>
+                    <a:prstGeom prst="rect">
+                      <a:avLst/>
+                    </a:prstGeom>
+                  </pic:spPr>
+                </pic:pic>
+              </a:graphicData>
+            </a:graphic>
+          </wp:inline>
+        </w:drawing>
+      </w:r>
+    </w:p>
+    <w:p>
+      <w:pPr>
+        <w:spacing w:after="200" w:before="40"/>
+        <w:jc w:val="center"/>
       </w:pPr>
       <w:r>
         <w:rPr>
           <w:rFonts w:ascii="Segoe UI" w:cs="Segoe UI" w:eastAsia="Segoe UI" w:hAnsi="Segoe UI"/>
           <w:b/>
           <w:bCs/>
-          <w:color w:val="1E4530"/>
-          <w:sz w:val="22"/>
-          <w:szCs w:val="22"/>
+          <w:i/>
+          <w:iCs/>
+          <w:color w:val="556B5D"/>
+          <w:sz w:val="18"/>
+          <w:szCs w:val="18"/>
         </w:rPr>
-        <w:t xml:space="preserve">3.2 ActionSpec Contract &amp; Policy Engine (P0-03)</w:t>
-      </w:r>
-    </w:p>
-    <w:p>
-      <w:r>
-        <w:t xml:space="preserve">The typed ActionProposal interface prevents prompt injection and arbitrary command execution by constraining agent output to an allowlisted schema:</w:t>
-      </w:r>
-    </w:p>
-    <w:tbl>
-      <w:tblPr>
-        <w:tblW w:type="pct" w:w="100%"/>
-        <w:tblBorders>
-          <w:top w:val="single" w:color="D1D5DB" w:sz="4"/>
-          <w:left w:val="single" w:color="D1D5DB" w:sz="4"/>
-          <w:bottom w:val="single" w:color="D1D5DB" w:sz="4"/>
-          <w:right w:val="single" w:color="D1D5DB" w:sz="4"/>
-          <w:insideH w:val="single" w:color="auto" w:sz="4"/>
-          <w:insideV w:val="single" w:color="auto" w:sz="4"/>
-        </w:tblBorders>
-      </w:tblPr>
-      <w:tblGrid>
-        <w:gridCol w:w="100"/>
-      </w:tblGrid>
-      <w:tr>
-        <w:tc>
-          <w:tcPr>
-            <w:tcW w:type="pct" w:w="100%"/>
-            <w:shd w:fill="EAEFEA" w:val="clear"/>
-            <w:tcMar>
-              <w:top w:type="dxa" w:w="120"/>
-              <w:left w:type="dxa" w:w="160"/>
-              <w:bottom w:type="dxa" w:w="120"/>
-              <w:right w:type="dxa" w:w="160"/>
-            </w:tcMar>
-          </w:tcPr>
-          <w:p>
-            <w:pPr>
-              <w:spacing w:after="20" w:before="20"/>
-            </w:pPr>
-            <w:r>
-              <w:rPr>
-                <w:rFonts w:ascii="Consolas" w:cs="Consolas" w:eastAsia="Consolas" w:hAnsi="Consolas"/>
-                <w:color w:val="111827"/>
-                <w:sz w:val="17"/>
-                <w:szCs w:val="17"/>
-              </w:rPr>
-              <w:t xml:space="preserve">// ActionProposal Contract (frontend/src/types/index.ts &amp; backend/app/models.py)</w:t>
-            </w:r>
-          </w:p>
-          <w:p>
-            <w:pPr>
-              <w:spacing w:after="20" w:before="20"/>
-            </w:pPr>
-            <w:r>
-              <w:rPr>
-                <w:rFonts w:ascii="Consolas" w:cs="Consolas" w:eastAsia="Consolas" w:hAnsi="Consolas"/>
-                <w:color w:val="111827"/>
-                <w:sz w:val="17"/>
-                <w:szCs w:val="17"/>
-              </w:rPr>
-              <w:t xml:space="preserve">interface ActionProposal {</w:t>
-            </w:r>
-          </w:p>
-          <w:p>
-            <w:pPr>
-              <w:spacing w:after="20" w:before="20"/>
-            </w:pPr>
-            <w:r>
-              <w:rPr>
-                <w:rFonts w:ascii="Consolas" w:cs="Consolas" w:eastAsia="Consolas" w:hAnsi="Consolas"/>
-                <w:color w:val="111827"/>
-                <w:sz w:val="17"/>
-                <w:szCs w:val="17"/>
-              </w:rPr>
-              <w:t xml:space="preserve">  id: string;                  // e.g. "ACT-001"</w:t>
-            </w:r>
-          </w:p>
-          <w:p>
-            <w:pPr>
-              <w:spacing w:after="20" w:before="20"/>
-            </w:pPr>
-            <w:r>
-              <w:rPr>
-                <w:rFonts w:ascii="Consolas" w:cs="Consolas" w:eastAsia="Consolas" w:hAnsi="Consolas"/>
-                <w:color w:val="111827"/>
-                <w:sz w:val="17"/>
-                <w:szCs w:val="17"/>
-              </w:rPr>
-              <w:t xml:space="preserve">  tenant_id: string;           // e.g. "tenant-acme-corp"</w:t>
-            </w:r>
-          </w:p>
-          <w:p>
-            <w:pPr>
-              <w:spacing w:after="20" w:before="20"/>
-            </w:pPr>
-            <w:r>
-              <w:rPr>
-                <w:rFonts w:ascii="Consolas" w:cs="Consolas" w:eastAsia="Consolas" w:hAnsi="Consolas"/>
-                <w:color w:val="111827"/>
-                <w:sz w:val="17"/>
-                <w:szCs w:val="17"/>
-              </w:rPr>
-              <w:t xml:space="preserve">  incident_id: string;         // e.g. "INC-8802"</w:t>
-            </w:r>
-          </w:p>
-          <w:p>
-            <w:pPr>
-              <w:spacing w:after="20" w:before="20"/>
-            </w:pPr>
-            <w:r>
-              <w:rPr>
-                <w:rFonts w:ascii="Consolas" w:cs="Consolas" w:eastAsia="Consolas" w:hAnsi="Consolas"/>
-                <w:color w:val="111827"/>
-                <w:sz w:val="17"/>
-                <w:szCs w:val="17"/>
-              </w:rPr>
-              <w:t xml:space="preserve">  action_type: string;         // e.g. "firewall_block"</w:t>
-            </w:r>
-          </w:p>
-          <w:p>
-            <w:pPr>
-              <w:spacing w:after="20" w:before="20"/>
-            </w:pPr>
-            <w:r>
-              <w:rPr>
-                <w:rFonts w:ascii="Consolas" w:cs="Consolas" w:eastAsia="Consolas" w:hAnsi="Consolas"/>
-                <w:color w:val="111827"/>
-                <w:sz w:val="17"/>
-                <w:szCs w:val="17"/>
-              </w:rPr>
-              <w:t xml:space="preserve">  target_type: string;         // e.g. "ip"</w:t>
-            </w:r>
-          </w:p>
-          <w:p>
-            <w:pPr>
-              <w:spacing w:after="20" w:before="20"/>
-            </w:pPr>
-            <w:r>
-              <w:rPr>
-                <w:rFonts w:ascii="Consolas" w:cs="Consolas" w:eastAsia="Consolas" w:hAnsi="Consolas"/>
-                <w:color w:val="111827"/>
-                <w:sz w:val="17"/>
-                <w:szCs w:val="17"/>
-              </w:rPr>
-              <w:t xml:space="preserve">  target_id: string;           // e.g. "185.220.101.47"</w:t>
-            </w:r>
-          </w:p>
-          <w:p>
-            <w:pPr>
-              <w:spacing w:after="20" w:before="20"/>
-            </w:pPr>
-            <w:r>
-              <w:rPr>
-                <w:rFonts w:ascii="Consolas" w:cs="Consolas" w:eastAsia="Consolas" w:hAnsi="Consolas"/>
-                <w:color w:val="111827"/>
-                <w:sz w:val="17"/>
-                <w:szCs w:val="17"/>
-              </w:rPr>
-              <w:t xml:space="preserve">  evidence_refs: string[];     // ['EVID-001', 'EVID-002']</w:t>
-            </w:r>
-          </w:p>
-          <w:p>
-            <w:pPr>
-              <w:spacing w:after="20" w:before="20"/>
-            </w:pPr>
-            <w:r>
-              <w:rPr>
-                <w:rFonts w:ascii="Consolas" w:cs="Consolas" w:eastAsia="Consolas" w:hAnsi="Consolas"/>
-                <w:color w:val="111827"/>
-                <w:sz w:val="17"/>
-                <w:szCs w:val="17"/>
-              </w:rPr>
-              <w:t xml:space="preserve">  rationale: string;           // Grounded evidence citation</w:t>
-            </w:r>
-          </w:p>
-          <w:p>
-            <w:pPr>
-              <w:spacing w:after="20" w:before="20"/>
-            </w:pPr>
-            <w:r>
-              <w:rPr>
-                <w:rFonts w:ascii="Consolas" w:cs="Consolas" w:eastAsia="Consolas" w:hAnsi="Consolas"/>
-                <w:color w:val="111827"/>
-                <w:sz w:val="17"/>
-                <w:szCs w:val="17"/>
-              </w:rPr>
-              <w:t xml:space="preserve">  risk_tier: AutonomyTier;     // Tier 0 through Tier 4</w:t>
-            </w:r>
-          </w:p>
-          <w:p>
-            <w:pPr>
-              <w:spacing w:after="20" w:before="20"/>
-            </w:pPr>
-            <w:r>
-              <w:rPr>
-                <w:rFonts w:ascii="Consolas" w:cs="Consolas" w:eastAsia="Consolas" w:hAnsi="Consolas"/>
-                <w:color w:val="111827"/>
-                <w:sz w:val="17"/>
-                <w:szCs w:val="17"/>
-              </w:rPr>
-              <w:t xml:space="preserve">  blast_radius: string;        // Scope of impact</w:t>
-            </w:r>
-          </w:p>
-          <w:p>
-            <w:pPr>
-              <w:spacing w:after="20" w:before="20"/>
-            </w:pPr>
-            <w:r>
-              <w:rPr>
-                <w:rFonts w:ascii="Consolas" w:cs="Consolas" w:eastAsia="Consolas" w:hAnsi="Consolas"/>
-                <w:color w:val="111827"/>
-                <w:sz w:val="17"/>
-                <w:szCs w:val="17"/>
-              </w:rPr>
-              <w:t xml:space="preserve">  ttl_seconds: number;         // 3600 (1-hour auto-rollback TTL)</w:t>
-            </w:r>
-          </w:p>
-          <w:p>
-            <w:pPr>
-              <w:spacing w:after="20" w:before="20"/>
-            </w:pPr>
-            <w:r>
-              <w:rPr>
-                <w:rFonts w:ascii="Consolas" w:cs="Consolas" w:eastAsia="Consolas" w:hAnsi="Consolas"/>
-                <w:color w:val="111827"/>
-                <w:sz w:val="17"/>
-                <w:szCs w:val="17"/>
-              </w:rPr>
-              <w:t xml:space="preserve">  preconditions: string[];     // Pre-execution system checks</w:t>
-            </w:r>
-          </w:p>
-          <w:p>
-            <w:pPr>
-              <w:spacing w:after="20" w:before="20"/>
-            </w:pPr>
-            <w:r>
-              <w:rPr>
-                <w:rFonts w:ascii="Consolas" w:cs="Consolas" w:eastAsia="Consolas" w:hAnsi="Consolas"/>
-                <w:color w:val="111827"/>
-                <w:sz w:val="17"/>
-                <w:szCs w:val="17"/>
-              </w:rPr>
-              <w:t xml:space="preserve">  postconditions: string[];    // Post-execution verification probes</w:t>
-            </w:r>
-          </w:p>
-          <w:p>
-            <w:pPr>
-              <w:spacing w:after="20" w:before="20"/>
-            </w:pPr>
-            <w:r>
-              <w:rPr>
-                <w:rFonts w:ascii="Consolas" w:cs="Consolas" w:eastAsia="Consolas" w:hAnsi="Consolas"/>
-                <w:color w:val="111827"/>
-                <w:sz w:val="17"/>
-                <w:szCs w:val="17"/>
-              </w:rPr>
-              <w:t xml:space="preserve">  rollback_action: string;     // Compensating rollback function</w:t>
-            </w:r>
-          </w:p>
-          <w:p>
-            <w:pPr>
-              <w:spacing w:after="20" w:before="20"/>
-            </w:pPr>
-            <w:r>
-              <w:rPr>
-                <w:rFonts w:ascii="Consolas" w:cs="Consolas" w:eastAsia="Consolas" w:hAnsi="Consolas"/>
-                <w:color w:val="111827"/>
-                <w:sz w:val="17"/>
-                <w:szCs w:val="17"/>
-              </w:rPr>
-              <w:t xml:space="preserve">  requested_by_agent: string;  // "ResponseAgent_v1.2"</w:t>
-            </w:r>
-          </w:p>
-          <w:p>
-            <w:pPr>
-              <w:spacing w:after="20" w:before="20"/>
-            </w:pPr>
-            <w:r>
-              <w:rPr>
-                <w:rFonts w:ascii="Consolas" w:cs="Consolas" w:eastAsia="Consolas" w:hAnsi="Consolas"/>
-                <w:color w:val="111827"/>
-                <w:sz w:val="17"/>
-                <w:szCs w:val="17"/>
-              </w:rPr>
-              <w:t xml:space="preserve">}</w:t>
-            </w:r>
-          </w:p>
-        </w:tc>
-      </w:tr>
-    </w:tbl>
+        <w:t xml:space="preserve">Figure 2: PB-001 Playbook Table — Verified Step 3 (Approval Gate) positioned strictly BEFORE Step 4 (Action Broker Execution with 1h TTL).</w:t>
+      </w:r>
+    </w:p>
     <w:p>
       <w:pPr>
         <w:spacing w:after="80" w:before="180"/>
-      </w:pPr>
-    </w:p>
-    <w:p>
-      <w:pPr>
-        <w:pStyle w:val="Heading2"/>
+        <w:jc w:val="center"/>
+      </w:pPr>
+      <w:r>
+        <w:drawing>
+          <wp:inline distT="0" distB="0" distL="0" distR="0">
+            <wp:extent cx="5334000" cy="2524125"/>
+            <wp:effectExtent t="0" r="0" b="0" l="0"/>
+            <wp:docPr id="1" name="" descr="" title=""/>
+            <wp:cNvGraphicFramePr>
+              <a:graphicFrameLocks xmlns:a="http://schemas.openxmlformats.org/drawingml/2006/main" noChangeAspect="1"/>
+            </wp:cNvGraphicFramePr>
+            <a:graphic xmlns:a="http://schemas.openxmlformats.org/drawingml/2006/main">
+              <a:graphicData uri="http://schemas.openxmlformats.org/drawingml/2006/picture">
+                <pic:pic xmlns:pic="http://schemas.openxmlformats.org/drawingml/2006/picture">
+                  <pic:nvPicPr>
+                    <pic:cNvPr id="0" name="" descr=""/>
+                    <pic:cNvPicPr>
+                      <a:picLocks noChangeAspect="1" noChangeArrowheads="1"/>
+                    </pic:cNvPicPr>
+                  </pic:nvPicPr>
+                  <pic:blipFill>
+                    <a:blip r:embed="rId9" cstate="none"/>
+                    <a:srcRect/>
+                    <a:stretch>
+                      <a:fillRect/>
+                    </a:stretch>
+                  </pic:blipFill>
+                  <pic:spPr bwMode="auto">
+                    <a:xfrm>
+                      <a:off x="0" y="0"/>
+                      <a:ext cx="5334000" cy="2524125"/>
+                    </a:xfrm>
+                    <a:prstGeom prst="rect">
+                      <a:avLst/>
+                    </a:prstGeom>
+                  </pic:spPr>
+                </pic:pic>
+              </a:graphicData>
+            </a:graphic>
+          </wp:inline>
+        </w:drawing>
+      </w:r>
+    </w:p>
+    <w:p>
+      <w:pPr>
+        <w:spacing w:after="200" w:before="40"/>
+        <w:jc w:val="center"/>
       </w:pPr>
       <w:r>
         <w:rPr>
           <w:rFonts w:ascii="Segoe UI" w:cs="Segoe UI" w:eastAsia="Segoe UI" w:hAnsi="Segoe UI"/>
           <w:b/>
           <w:bCs/>
-          <w:color w:val="1E4530"/>
-          <w:sz w:val="22"/>
-          <w:szCs w:val="22"/>
+          <w:i/>
+          <w:iCs/>
+          <w:color w:val="556B5D"/>
+          <w:sz w:val="18"/>
+          <w:szCs w:val="18"/>
         </w:rPr>
-        <w:t xml:space="preserve">3.3 Five-Tier Autonomy &amp; Authorization Matrix (P0-12)</w:t>
-      </w:r>
-    </w:p>
-    <w:p>
-      <w:r>
-        <w:t xml:space="preserve">Every platform action is assigned an explicit Autonomy Tier determining the required authorization level:</w:t>
-      </w:r>
-    </w:p>
-    <w:tbl>
-      <w:tblPr>
-        <w:tblW w:type="pct" w:w="100%"/>
-        <w:tblBorders>
-          <w:top w:val="single" w:color="auto" w:sz="4"/>
-          <w:left w:val="single" w:color="auto" w:sz="4"/>
-          <w:bottom w:val="single" w:color="auto" w:sz="4"/>
-          <w:right w:val="single" w:color="auto" w:sz="4"/>
-          <w:insideH w:val="single" w:color="auto" w:sz="4"/>
-          <w:insideV w:val="single" w:color="auto" w:sz="4"/>
-        </w:tblBorders>
-      </w:tblPr>
-      <w:tblGrid>
-        <w:gridCol w:w="100"/>
-        <w:gridCol w:w="100"/>
-        <w:gridCol w:w="100"/>
-        <w:gridCol w:w="100"/>
-      </w:tblGrid>
-      <w:tr>
-        <w:tc>
-          <w:tcPr>
-            <w:tcW w:type="pct" w:w="15%"/>
-            <w:shd w:fill="0F2A1C" w:val="clear"/>
-            <w:tcMar>
-              <w:top w:type="dxa" w:w="120"/>
-              <w:left w:type="dxa" w:w="140"/>
-              <w:bottom w:type="dxa" w:w="120"/>
-              <w:right w:type="dxa" w:w="140"/>
-            </w:tcMar>
-          </w:tcPr>
-          <w:p>
-            <w:r>
-              <w:rPr>
-                <w:rFonts w:ascii="Segoe UI" w:cs="Segoe UI" w:eastAsia="Segoe UI" w:hAnsi="Segoe UI"/>
-                <w:b/>
-                <w:bCs/>
-                <w:color w:val="FFFFFF"/>
-                <w:sz w:val="19"/>
-                <w:szCs w:val="19"/>
-              </w:rPr>
-              <w:t xml:space="preserve">Tier</w:t>
-            </w:r>
-          </w:p>
-        </w:tc>
-        <w:tc>
-          <w:tcPr>
-            <w:tcW w:type="pct" w:w="20%"/>
-            <w:shd w:fill="0F2A1C" w:val="clear"/>
-            <w:tcMar>
-              <w:top w:type="dxa" w:w="120"/>
-              <w:left w:type="dxa" w:w="140"/>
-              <w:bottom w:type="dxa" w:w="120"/>
-              <w:right w:type="dxa" w:w="140"/>
-            </w:tcMar>
-          </w:tcPr>
-          <w:p>
-            <w:r>
-              <w:rPr>
-                <w:rFonts w:ascii="Segoe UI" w:cs="Segoe UI" w:eastAsia="Segoe UI" w:hAnsi="Segoe UI"/>
-                <w:b/>
-                <w:bCs/>
-                <w:color w:val="FFFFFF"/>
-                <w:sz w:val="19"/>
-                <w:szCs w:val="19"/>
-              </w:rPr>
-              <w:t xml:space="preserve">Category</w:t>
-            </w:r>
-          </w:p>
-        </w:tc>
-        <w:tc>
-          <w:tcPr>
-            <w:tcW w:type="pct" w:w="35%"/>
-            <w:shd w:fill="0F2A1C" w:val="clear"/>
-            <w:tcMar>
-              <w:top w:type="dxa" w:w="120"/>
-              <w:left w:type="dxa" w:w="140"/>
-              <w:bottom w:type="dxa" w:w="120"/>
-              <w:right w:type="dxa" w:w="140"/>
-            </w:tcMar>
-          </w:tcPr>
-          <w:p>
-            <w:r>
-              <w:rPr>
-                <w:rFonts w:ascii="Segoe UI" w:cs="Segoe UI" w:eastAsia="Segoe UI" w:hAnsi="Segoe UI"/>
-                <w:b/>
-                <w:bCs/>
-                <w:color w:val="FFFFFF"/>
-                <w:sz w:val="19"/>
-                <w:szCs w:val="19"/>
-              </w:rPr>
-              <w:t xml:space="preserve">Permitted Operations</w:t>
-            </w:r>
-          </w:p>
-        </w:tc>
-        <w:tc>
-          <w:tcPr>
-            <w:tcW w:type="pct" w:w="30%"/>
-            <w:shd w:fill="0F2A1C" w:val="clear"/>
-            <w:tcMar>
-              <w:top w:type="dxa" w:w="120"/>
-              <w:left w:type="dxa" w:w="140"/>
-              <w:bottom w:type="dxa" w:w="120"/>
-              <w:right w:type="dxa" w:w="140"/>
-            </w:tcMar>
-          </w:tcPr>
-          <w:p>
-            <w:r>
-              <w:rPr>
-                <w:rFonts w:ascii="Segoe UI" w:cs="Segoe UI" w:eastAsia="Segoe UI" w:hAnsi="Segoe UI"/>
-                <w:b/>
-                <w:bCs/>
-                <w:color w:val="FFFFFF"/>
-                <w:sz w:val="19"/>
-                <w:szCs w:val="19"/>
-              </w:rPr>
-              <w:t xml:space="preserve">Authorization Requirement</w:t>
-            </w:r>
-          </w:p>
-        </w:tc>
-      </w:tr>
-      <w:tr>
-        <w:tc>
-          <w:tcPr>
-            <w:tcW w:type="pct" w:w="15%"/>
-            <w:tcBorders>
-              <w:top w:val="single" w:color="E5E7EB" w:sz="4"/>
-              <w:left w:val="single" w:color="E5E7EB" w:sz="4"/>
-              <w:bottom w:val="single" w:color="E5E7EB" w:sz="4"/>
-              <w:right w:val="single" w:color="E5E7EB" w:sz="4"/>
-            </w:tcBorders>
-            <w:shd w:fill="FFFFFF" w:val="clear"/>
-            <w:tcMar>
-              <w:top w:type="dxa" w:w="100"/>
-              <w:left w:type="dxa" w:w="140"/>
-              <w:bottom w:type="dxa" w:w="100"/>
-              <w:right w:type="dxa" w:w="140"/>
-            </w:tcMar>
-          </w:tcPr>
-          <w:p>
-            <w:r>
-              <w:rPr>
-                <w:rFonts w:ascii="Consolas" w:cs="Consolas" w:eastAsia="Consolas" w:hAnsi="Consolas"/>
-                <w:b/>
-                <w:bCs/>
-                <w:color w:val="556B5D"/>
-                <w:sz w:val="17"/>
-                <w:szCs w:val="17"/>
-              </w:rPr>
-              <w:t xml:space="preserve">Tier 0</w:t>
-            </w:r>
-          </w:p>
-        </w:tc>
-        <w:tc>
-          <w:tcPr>
-            <w:tcW w:type="pct" w:w="20%"/>
-            <w:tcBorders>
-              <w:top w:val="single" w:color="E5E7EB" w:sz="4"/>
-              <w:left w:val="single" w:color="E5E7EB" w:sz="4"/>
-              <w:bottom w:val="single" w:color="E5E7EB" w:sz="4"/>
-              <w:right w:val="single" w:color="E5E7EB" w:sz="4"/>
-            </w:tcBorders>
-            <w:shd w:fill="FFFFFF" w:val="clear"/>
-            <w:tcMar>
-              <w:top w:type="dxa" w:w="100"/>
-              <w:left w:type="dxa" w:w="140"/>
-              <w:bottom w:type="dxa" w:w="100"/>
-              <w:right w:type="dxa" w:w="140"/>
-            </w:tcMar>
-          </w:tcPr>
-          <w:p>
-            <w:r>
-              <w:rPr>
-                <w:rFonts w:ascii="Segoe UI" w:cs="Segoe UI" w:eastAsia="Segoe UI" w:hAnsi="Segoe UI"/>
-                <w:b/>
-                <w:bCs/>
-                <w:color w:val="1A2E22"/>
-                <w:sz w:val="19"/>
-                <w:szCs w:val="19"/>
-              </w:rPr>
-              <w:t xml:space="preserve">Observe</w:t>
-            </w:r>
-          </w:p>
-        </w:tc>
-        <w:tc>
-          <w:tcPr>
-            <w:tcW w:type="pct" w:w="35%"/>
-            <w:tcBorders>
-              <w:top w:val="single" w:color="E5E7EB" w:sz="4"/>
-              <w:left w:val="single" w:color="E5E7EB" w:sz="4"/>
-              <w:bottom w:val="single" w:color="E5E7EB" w:sz="4"/>
-              <w:right w:val="single" w:color="E5E7EB" w:sz="4"/>
-            </w:tcBorders>
-            <w:shd w:fill="FFFFFF" w:val="clear"/>
-            <w:tcMar>
-              <w:top w:type="dxa" w:w="100"/>
-              <w:left w:type="dxa" w:w="140"/>
-              <w:bottom w:type="dxa" w:w="100"/>
-              <w:right w:type="dxa" w:w="140"/>
-            </w:tcMar>
-          </w:tcPr>
-          <w:p>
-            <w:r>
-              <w:rPr>
-                <w:rFonts w:ascii="Segoe UI" w:cs="Segoe UI" w:eastAsia="Segoe UI" w:hAnsi="Segoe UI"/>
-                <w:b w:val="false"/>
-                <w:bCs w:val="false"/>
-                <w:color w:val="1A2E22"/>
-                <w:sz w:val="19"/>
-                <w:szCs w:val="19"/>
-              </w:rPr>
-              <w:t xml:space="preserve">Summarize evidence, ATT&amp;CK mapping, case notes, search queries.</w:t>
-            </w:r>
-          </w:p>
-        </w:tc>
-        <w:tc>
-          <w:tcPr>
-            <w:tcW w:type="pct" w:w="30%"/>
-            <w:tcBorders>
-              <w:top w:val="single" w:color="E5E7EB" w:sz="4"/>
-              <w:left w:val="single" w:color="E5E7EB" w:sz="4"/>
-              <w:bottom w:val="single" w:color="E5E7EB" w:sz="4"/>
-              <w:right w:val="single" w:color="E5E7EB" w:sz="4"/>
-            </w:tcBorders>
-            <w:shd w:fill="FFFFFF" w:val="clear"/>
-            <w:tcMar>
-              <w:top w:type="dxa" w:w="100"/>
-              <w:left w:type="dxa" w:w="140"/>
-              <w:bottom w:type="dxa" w:w="100"/>
-              <w:right w:type="dxa" w:w="140"/>
-            </w:tcMar>
-          </w:tcPr>
-          <w:p>
-            <w:r>
-              <w:rPr>
-                <w:rFonts w:ascii="Segoe UI" w:cs="Segoe UI" w:eastAsia="Segoe UI" w:hAnsi="Segoe UI"/>
-                <w:b w:val="false"/>
-                <w:bCs w:val="false"/>
-                <w:color w:val="047857"/>
-                <w:sz w:val="19"/>
-                <w:szCs w:val="19"/>
-              </w:rPr>
-              <w:t xml:space="preserve">Automatic; read-only tools.</w:t>
-            </w:r>
-          </w:p>
-        </w:tc>
-      </w:tr>
-      <w:tr>
-        <w:tc>
-          <w:tcPr>
-            <w:tcW w:type="pct" w:w="15%"/>
-            <w:tcBorders>
-              <w:top w:val="single" w:color="E5E7EB" w:sz="4"/>
-              <w:left w:val="single" w:color="E5E7EB" w:sz="4"/>
-              <w:bottom w:val="single" w:color="E5E7EB" w:sz="4"/>
-              <w:right w:val="single" w:color="E5E7EB" w:sz="4"/>
-            </w:tcBorders>
-            <w:shd w:fill="FFFFFF" w:val="clear"/>
-            <w:tcMar>
-              <w:top w:type="dxa" w:w="100"/>
-              <w:left w:type="dxa" w:w="140"/>
-              <w:bottom w:type="dxa" w:w="100"/>
-              <w:right w:type="dxa" w:w="140"/>
-            </w:tcMar>
-          </w:tcPr>
-          <w:p>
-            <w:r>
-              <w:rPr>
-                <w:rFonts w:ascii="Consolas" w:cs="Consolas" w:eastAsia="Consolas" w:hAnsi="Consolas"/>
-                <w:b/>
-                <w:bCs/>
-                <w:color w:val="556B5D"/>
-                <w:sz w:val="17"/>
-                <w:szCs w:val="17"/>
-              </w:rPr>
-              <w:t xml:space="preserve">Tier 1</w:t>
-            </w:r>
-          </w:p>
-        </w:tc>
-        <w:tc>
-          <w:tcPr>
-            <w:tcW w:type="pct" w:w="20%"/>
-            <w:tcBorders>
-              <w:top w:val="single" w:color="E5E7EB" w:sz="4"/>
-              <w:left w:val="single" w:color="E5E7EB" w:sz="4"/>
-              <w:bottom w:val="single" w:color="E5E7EB" w:sz="4"/>
-              <w:right w:val="single" w:color="E5E7EB" w:sz="4"/>
-            </w:tcBorders>
-            <w:shd w:fill="FFFFFF" w:val="clear"/>
-            <w:tcMar>
-              <w:top w:type="dxa" w:w="100"/>
-              <w:left w:type="dxa" w:w="140"/>
-              <w:bottom w:type="dxa" w:w="100"/>
-              <w:right w:type="dxa" w:w="140"/>
-            </w:tcMar>
-          </w:tcPr>
-          <w:p>
-            <w:r>
-              <w:rPr>
-                <w:rFonts w:ascii="Segoe UI" w:cs="Segoe UI" w:eastAsia="Segoe UI" w:hAnsi="Segoe UI"/>
-                <w:b/>
-                <w:bCs/>
-                <w:color w:val="1A2E22"/>
-                <w:sz w:val="19"/>
-                <w:szCs w:val="19"/>
-              </w:rPr>
-              <w:t xml:space="preserve">Administrative</w:t>
-            </w:r>
-          </w:p>
-        </w:tc>
-        <w:tc>
-          <w:tcPr>
-            <w:tcW w:type="pct" w:w="35%"/>
-            <w:tcBorders>
-              <w:top w:val="single" w:color="E5E7EB" w:sz="4"/>
-              <w:left w:val="single" w:color="E5E7EB" w:sz="4"/>
-              <w:bottom w:val="single" w:color="E5E7EB" w:sz="4"/>
-              <w:right w:val="single" w:color="E5E7EB" w:sz="4"/>
-            </w:tcBorders>
-            <w:shd w:fill="FFFFFF" w:val="clear"/>
-            <w:tcMar>
-              <w:top w:type="dxa" w:w="100"/>
-              <w:left w:type="dxa" w:w="140"/>
-              <w:bottom w:type="dxa" w:w="100"/>
-              <w:right w:type="dxa" w:w="140"/>
-            </w:tcMar>
-          </w:tcPr>
-          <w:p>
-            <w:r>
-              <w:rPr>
-                <w:rFonts w:ascii="Segoe UI" w:cs="Segoe UI" w:eastAsia="Segoe UI" w:hAnsi="Segoe UI"/>
-                <w:b w:val="false"/>
-                <w:bCs w:val="false"/>
-                <w:color w:val="1A2E22"/>
-                <w:sz w:val="19"/>
-                <w:szCs w:val="19"/>
-              </w:rPr>
-              <w:t xml:space="preserve">Create case ticket, add metadata tags, draft responder notifications.</w:t>
-            </w:r>
-          </w:p>
-        </w:tc>
-        <w:tc>
-          <w:tcPr>
-            <w:tcW w:type="pct" w:w="30%"/>
-            <w:tcBorders>
-              <w:top w:val="single" w:color="E5E7EB" w:sz="4"/>
-              <w:left w:val="single" w:color="E5E7EB" w:sz="4"/>
-              <w:bottom w:val="single" w:color="E5E7EB" w:sz="4"/>
-              <w:right w:val="single" w:color="E5E7EB" w:sz="4"/>
-            </w:tcBorders>
-            <w:shd w:fill="FFFFFF" w:val="clear"/>
-            <w:tcMar>
-              <w:top w:type="dxa" w:w="100"/>
-              <w:left w:type="dxa" w:w="140"/>
-              <w:bottom w:type="dxa" w:w="100"/>
-              <w:right w:type="dxa" w:w="140"/>
-            </w:tcMar>
-          </w:tcPr>
-          <w:p>
-            <w:r>
-              <w:rPr>
-                <w:rFonts w:ascii="Segoe UI" w:cs="Segoe UI" w:eastAsia="Segoe UI" w:hAnsi="Segoe UI"/>
-                <w:b w:val="false"/>
-                <w:bCs w:val="false"/>
-                <w:color w:val="047857"/>
-                <w:sz w:val="19"/>
-                <w:szCs w:val="19"/>
-              </w:rPr>
-              <w:t xml:space="preserve">Automatic when reversible and tenant-approved.</w:t>
-            </w:r>
-          </w:p>
-        </w:tc>
-      </w:tr>
-      <w:tr>
-        <w:tc>
-          <w:tcPr>
-            <w:tcW w:type="pct" w:w="15%"/>
-            <w:tcBorders>
-              <w:top w:val="single" w:color="E5E7EB" w:sz="4"/>
-              <w:left w:val="single" w:color="E5E7EB" w:sz="4"/>
-              <w:bottom w:val="single" w:color="E5E7EB" w:sz="4"/>
-              <w:right w:val="single" w:color="E5E7EB" w:sz="4"/>
-            </w:tcBorders>
-            <w:shd w:fill="FFFFFF" w:val="clear"/>
-            <w:tcMar>
-              <w:top w:type="dxa" w:w="100"/>
-              <w:left w:type="dxa" w:w="140"/>
-              <w:bottom w:type="dxa" w:w="100"/>
-              <w:right w:type="dxa" w:w="140"/>
-            </w:tcMar>
-          </w:tcPr>
-          <w:p>
-            <w:r>
-              <w:rPr>
-                <w:rFonts w:ascii="Consolas" w:cs="Consolas" w:eastAsia="Consolas" w:hAnsi="Consolas"/>
-                <w:b/>
-                <w:bCs/>
-                <w:color w:val="B8860B"/>
-                <w:sz w:val="17"/>
-                <w:szCs w:val="17"/>
-              </w:rPr>
-              <w:t xml:space="preserve">Tier 2</w:t>
-            </w:r>
-          </w:p>
-        </w:tc>
-        <w:tc>
-          <w:tcPr>
-            <w:tcW w:type="pct" w:w="20%"/>
-            <w:tcBorders>
-              <w:top w:val="single" w:color="E5E7EB" w:sz="4"/>
-              <w:left w:val="single" w:color="E5E7EB" w:sz="4"/>
-              <w:bottom w:val="single" w:color="E5E7EB" w:sz="4"/>
-              <w:right w:val="single" w:color="E5E7EB" w:sz="4"/>
-            </w:tcBorders>
-            <w:shd w:fill="FFFFFF" w:val="clear"/>
-            <w:tcMar>
-              <w:top w:type="dxa" w:w="100"/>
-              <w:left w:type="dxa" w:w="140"/>
-              <w:bottom w:type="dxa" w:w="100"/>
-              <w:right w:type="dxa" w:w="140"/>
-            </w:tcMar>
-          </w:tcPr>
-          <w:p>
-            <w:r>
-              <w:rPr>
-                <w:rFonts w:ascii="Segoe UI" w:cs="Segoe UI" w:eastAsia="Segoe UI" w:hAnsi="Segoe UI"/>
-                <w:b/>
-                <w:bCs/>
-                <w:color w:val="1A2E22"/>
-                <w:sz w:val="19"/>
-                <w:szCs w:val="19"/>
-              </w:rPr>
-              <w:t xml:space="preserve">Bounded Containment</w:t>
-            </w:r>
-          </w:p>
-        </w:tc>
-        <w:tc>
-          <w:tcPr>
-            <w:tcW w:type="pct" w:w="35%"/>
-            <w:tcBorders>
-              <w:top w:val="single" w:color="E5E7EB" w:sz="4"/>
-              <w:left w:val="single" w:color="E5E7EB" w:sz="4"/>
-              <w:bottom w:val="single" w:color="E5E7EB" w:sz="4"/>
-              <w:right w:val="single" w:color="E5E7EB" w:sz="4"/>
-            </w:tcBorders>
-            <w:shd w:fill="FFFFFF" w:val="clear"/>
-            <w:tcMar>
-              <w:top w:type="dxa" w:w="100"/>
-              <w:left w:type="dxa" w:w="140"/>
-              <w:bottom w:type="dxa" w:w="100"/>
-              <w:right w:type="dxa" w:w="140"/>
-            </w:tcMar>
-          </w:tcPr>
-          <w:p>
-            <w:r>
-              <w:rPr>
-                <w:rFonts w:ascii="Segoe UI" w:cs="Segoe UI" w:eastAsia="Segoe UI" w:hAnsi="Segoe UI"/>
-                <w:b w:val="false"/>
-                <w:bCs w:val="false"/>
-                <w:color w:val="1A2E22"/>
-                <w:sz w:val="19"/>
-                <w:szCs w:val="19"/>
-              </w:rPr>
-              <w:t xml:space="preserve">Short-lived isolation of non-critical test endpoint; low blast radius.</w:t>
-            </w:r>
-          </w:p>
-        </w:tc>
-        <w:tc>
-          <w:tcPr>
-            <w:tcW w:type="pct" w:w="30%"/>
-            <w:tcBorders>
-              <w:top w:val="single" w:color="E5E7EB" w:sz="4"/>
-              <w:left w:val="single" w:color="E5E7EB" w:sz="4"/>
-              <w:bottom w:val="single" w:color="E5E7EB" w:sz="4"/>
-              <w:right w:val="single" w:color="E5E7EB" w:sz="4"/>
-            </w:tcBorders>
-            <w:shd w:fill="FFFFFF" w:val="clear"/>
-            <w:tcMar>
-              <w:top w:type="dxa" w:w="100"/>
-              <w:left w:type="dxa" w:w="140"/>
-              <w:bottom w:type="dxa" w:w="100"/>
-              <w:right w:type="dxa" w:w="140"/>
-            </w:tcMar>
-          </w:tcPr>
-          <w:p>
-            <w:r>
-              <w:rPr>
-                <w:rFonts w:ascii="Segoe UI" w:cs="Segoe UI" w:eastAsia="Segoe UI" w:hAnsi="Segoe UI"/>
-                <w:b w:val="false"/>
-                <w:bCs w:val="false"/>
-                <w:color w:val="B8860B"/>
-                <w:sz w:val="19"/>
-                <w:szCs w:val="19"/>
-              </w:rPr>
-              <w:t xml:space="preserve">Policy-governed with approval; bounded auto-execution post-validation.</w:t>
-            </w:r>
-          </w:p>
-        </w:tc>
-      </w:tr>
-      <w:tr>
-        <w:tc>
-          <w:tcPr>
-            <w:tcW w:type="pct" w:w="15%"/>
-            <w:tcBorders>
-              <w:top w:val="single" w:color="E5E7EB" w:sz="4"/>
-              <w:left w:val="single" w:color="E5E7EB" w:sz="4"/>
-              <w:bottom w:val="single" w:color="E5E7EB" w:sz="4"/>
-              <w:right w:val="single" w:color="E5E7EB" w:sz="4"/>
-            </w:tcBorders>
-            <w:shd w:fill="FFFFFF" w:val="clear"/>
-            <w:tcMar>
-              <w:top w:type="dxa" w:w="100"/>
-              <w:left w:type="dxa" w:w="140"/>
-              <w:bottom w:type="dxa" w:w="100"/>
-              <w:right w:type="dxa" w:w="140"/>
-            </w:tcMar>
-          </w:tcPr>
-          <w:p>
-            <w:r>
-              <w:rPr>
-                <w:rFonts w:ascii="Consolas" w:cs="Consolas" w:eastAsia="Consolas" w:hAnsi="Consolas"/>
-                <w:b/>
-                <w:bCs/>
-                <w:color w:val="1E3A8A"/>
-                <w:sz w:val="17"/>
-                <w:szCs w:val="17"/>
-              </w:rPr>
-              <w:t xml:space="preserve">Tier 3</w:t>
-            </w:r>
-          </w:p>
-        </w:tc>
-        <w:tc>
-          <w:tcPr>
-            <w:tcW w:type="pct" w:w="20%"/>
-            <w:tcBorders>
-              <w:top w:val="single" w:color="E5E7EB" w:sz="4"/>
-              <w:left w:val="single" w:color="E5E7EB" w:sz="4"/>
-              <w:bottom w:val="single" w:color="E5E7EB" w:sz="4"/>
-              <w:right w:val="single" w:color="E5E7EB" w:sz="4"/>
-            </w:tcBorders>
-            <w:shd w:fill="FFFFFF" w:val="clear"/>
-            <w:tcMar>
-              <w:top w:type="dxa" w:w="100"/>
-              <w:left w:type="dxa" w:w="140"/>
-              <w:bottom w:type="dxa" w:w="100"/>
-              <w:right w:type="dxa" w:w="140"/>
-            </w:tcMar>
-          </w:tcPr>
-          <w:p>
-            <w:r>
-              <w:rPr>
-                <w:rFonts w:ascii="Segoe UI" w:cs="Segoe UI" w:eastAsia="Segoe UI" w:hAnsi="Segoe UI"/>
-                <w:b/>
-                <w:bCs/>
-                <w:color w:val="1A2E22"/>
-                <w:sz w:val="19"/>
-                <w:szCs w:val="19"/>
-              </w:rPr>
-              <w:t xml:space="preserve">Disruptive</w:t>
-            </w:r>
-          </w:p>
-        </w:tc>
-        <w:tc>
-          <w:tcPr>
-            <w:tcW w:type="pct" w:w="35%"/>
-            <w:tcBorders>
-              <w:top w:val="single" w:color="E5E7EB" w:sz="4"/>
-              <w:left w:val="single" w:color="E5E7EB" w:sz="4"/>
-              <w:bottom w:val="single" w:color="E5E7EB" w:sz="4"/>
-              <w:right w:val="single" w:color="E5E7EB" w:sz="4"/>
-            </w:tcBorders>
-            <w:shd w:fill="FFFFFF" w:val="clear"/>
-            <w:tcMar>
-              <w:top w:type="dxa" w:w="100"/>
-              <w:left w:type="dxa" w:w="140"/>
-              <w:bottom w:type="dxa" w:w="100"/>
-              <w:right w:type="dxa" w:w="140"/>
-            </w:tcMar>
-          </w:tcPr>
-          <w:p>
-            <w:r>
-              <w:rPr>
-                <w:rFonts w:ascii="Segoe UI" w:cs="Segoe UI" w:eastAsia="Segoe UI" w:hAnsi="Segoe UI"/>
-                <w:b w:val="false"/>
-                <w:bCs w:val="false"/>
-                <w:color w:val="1A2E22"/>
-                <w:sz w:val="19"/>
-                <w:szCs w:val="19"/>
-              </w:rPr>
-              <w:t xml:space="preserve">Perimeter firewall block, account disable, isolate critical server.</w:t>
-            </w:r>
-          </w:p>
-        </w:tc>
-        <w:tc>
-          <w:tcPr>
-            <w:tcW w:type="pct" w:w="30%"/>
-            <w:tcBorders>
-              <w:top w:val="single" w:color="E5E7EB" w:sz="4"/>
-              <w:left w:val="single" w:color="E5E7EB" w:sz="4"/>
-              <w:bottom w:val="single" w:color="E5E7EB" w:sz="4"/>
-              <w:right w:val="single" w:color="E5E7EB" w:sz="4"/>
-            </w:tcBorders>
-            <w:shd w:fill="FFFFFF" w:val="clear"/>
-            <w:tcMar>
-              <w:top w:type="dxa" w:w="100"/>
-              <w:left w:type="dxa" w:w="140"/>
-              <w:bottom w:type="dxa" w:w="100"/>
-              <w:right w:type="dxa" w:w="140"/>
-            </w:tcMar>
-          </w:tcPr>
-          <w:p>
-            <w:r>
-              <w:rPr>
-                <w:rFonts w:ascii="Segoe UI" w:cs="Segoe UI" w:eastAsia="Segoe UI" w:hAnsi="Segoe UI"/>
-                <w:b/>
-                <w:bCs/>
-                <w:color w:val="1E3A8A"/>
-                <w:sz w:val="19"/>
-                <w:szCs w:val="19"/>
-              </w:rPr>
-              <w:t xml:space="preserve">Explicit Analyst Approval Gate Required.</w:t>
-            </w:r>
-          </w:p>
-        </w:tc>
-      </w:tr>
-      <w:tr>
-        <w:tc>
-          <w:tcPr>
-            <w:tcW w:type="pct" w:w="15%"/>
-            <w:tcBorders>
-              <w:top w:val="single" w:color="E5E7EB" w:sz="4"/>
-              <w:left w:val="single" w:color="E5E7EB" w:sz="4"/>
-              <w:bottom w:val="single" w:color="E5E7EB" w:sz="4"/>
-              <w:right w:val="single" w:color="E5E7EB" w:sz="4"/>
-            </w:tcBorders>
-            <w:shd w:fill="FFFFFF" w:val="clear"/>
-            <w:tcMar>
-              <w:top w:type="dxa" w:w="100"/>
-              <w:left w:type="dxa" w:w="140"/>
-              <w:bottom w:type="dxa" w:w="100"/>
-              <w:right w:type="dxa" w:w="140"/>
-            </w:tcMar>
-          </w:tcPr>
-          <w:p>
-            <w:r>
-              <w:rPr>
-                <w:rFonts w:ascii="Consolas" w:cs="Consolas" w:eastAsia="Consolas" w:hAnsi="Consolas"/>
-                <w:b/>
-                <w:bCs/>
-                <w:color w:val="0F2A1C"/>
-                <w:sz w:val="17"/>
-                <w:szCs w:val="17"/>
-              </w:rPr>
-              <w:t xml:space="preserve">Tier 4</w:t>
-            </w:r>
-          </w:p>
-        </w:tc>
-        <w:tc>
-          <w:tcPr>
-            <w:tcW w:type="pct" w:w="20%"/>
-            <w:tcBorders>
-              <w:top w:val="single" w:color="E5E7EB" w:sz="4"/>
-              <w:left w:val="single" w:color="E5E7EB" w:sz="4"/>
-              <w:bottom w:val="single" w:color="E5E7EB" w:sz="4"/>
-              <w:right w:val="single" w:color="E5E7EB" w:sz="4"/>
-            </w:tcBorders>
-            <w:shd w:fill="FFFFFF" w:val="clear"/>
-            <w:tcMar>
-              <w:top w:type="dxa" w:w="100"/>
-              <w:left w:type="dxa" w:w="140"/>
-              <w:bottom w:type="dxa" w:w="100"/>
-              <w:right w:type="dxa" w:w="140"/>
-            </w:tcMar>
-          </w:tcPr>
-          <w:p>
-            <w:r>
-              <w:rPr>
-                <w:rFonts w:ascii="Segoe UI" w:cs="Segoe UI" w:eastAsia="Segoe UI" w:hAnsi="Segoe UI"/>
-                <w:b/>
-                <w:bCs/>
-                <w:color w:val="1A2E22"/>
-                <w:sz w:val="19"/>
-                <w:szCs w:val="19"/>
-              </w:rPr>
-              <w:t xml:space="preserve">Destructive</w:t>
-            </w:r>
-          </w:p>
-        </w:tc>
-        <w:tc>
-          <w:tcPr>
-            <w:tcW w:type="pct" w:w="35%"/>
-            <w:tcBorders>
-              <w:top w:val="single" w:color="E5E7EB" w:sz="4"/>
-              <w:left w:val="single" w:color="E5E7EB" w:sz="4"/>
-              <w:bottom w:val="single" w:color="E5E7EB" w:sz="4"/>
-              <w:right w:val="single" w:color="E5E7EB" w:sz="4"/>
-            </w:tcBorders>
-            <w:shd w:fill="FFFFFF" w:val="clear"/>
-            <w:tcMar>
-              <w:top w:type="dxa" w:w="100"/>
-              <w:left w:type="dxa" w:w="140"/>
-              <w:bottom w:type="dxa" w:w="100"/>
-              <w:right w:type="dxa" w:w="140"/>
-            </w:tcMar>
-          </w:tcPr>
-          <w:p>
-            <w:r>
-              <w:rPr>
-                <w:rFonts w:ascii="Segoe UI" w:cs="Segoe UI" w:eastAsia="Segoe UI" w:hAnsi="Segoe UI"/>
-                <w:b w:val="false"/>
-                <w:bCs w:val="false"/>
-                <w:color w:val="1A2E22"/>
-                <w:sz w:val="19"/>
-                <w:szCs w:val="19"/>
-              </w:rPr>
-              <w:t xml:space="preserve">Terminate infrastructure, wipe endpoint, irreversible directory changes.</w:t>
-            </w:r>
-          </w:p>
-        </w:tc>
-        <w:tc>
-          <w:tcPr>
-            <w:tcW w:type="pct" w:w="30%"/>
-            <w:tcBorders>
-              <w:top w:val="single" w:color="E5E7EB" w:sz="4"/>
-              <w:left w:val="single" w:color="E5E7EB" w:sz="4"/>
-              <w:bottom w:val="single" w:color="E5E7EB" w:sz="4"/>
-              <w:right w:val="single" w:color="E5E7EB" w:sz="4"/>
-            </w:tcBorders>
-            <w:shd w:fill="FFFFFF" w:val="clear"/>
-            <w:tcMar>
-              <w:top w:type="dxa" w:w="100"/>
-              <w:left w:type="dxa" w:w="140"/>
-              <w:bottom w:type="dxa" w:w="100"/>
-              <w:right w:type="dxa" w:w="140"/>
-            </w:tcMar>
-          </w:tcPr>
-          <w:p>
-            <w:r>
-              <w:rPr>
-                <w:rFonts w:ascii="Segoe UI" w:cs="Segoe UI" w:eastAsia="Segoe UI" w:hAnsi="Segoe UI"/>
-                <w:b/>
-                <w:bCs/>
-                <w:color w:val="0F2A1C"/>
-                <w:sz w:val="19"/>
-                <w:szCs w:val="19"/>
-              </w:rPr>
-              <w:t xml:space="preserve">Never LLM-only. Strict dual control and privileged authorization.</w:t>
-            </w:r>
-          </w:p>
-        </w:tc>
-      </w:tr>
-    </w:tbl>
+        <w:t xml:space="preserve">Figure 3: Operator Command Dashboard — Live Sandbox Simulation Environment banner, calibrated metrics, Inbound Alert Queue, and Capabilities Matrix.</w:t>
+      </w:r>
+    </w:p>
+    <w:p>
+      <w:pPr>
+        <w:spacing w:after="80" w:before="180"/>
+        <w:jc w:val="center"/>
+      </w:pPr>
+      <w:r>
+        <w:drawing>
+          <wp:inline distT="0" distB="0" distL="0" distR="0">
+            <wp:extent cx="5334000" cy="2486025"/>
+            <wp:effectExtent t="0" r="0" b="0" l="0"/>
+            <wp:docPr id="1" name="" descr="" title=""/>
+            <wp:cNvGraphicFramePr>
+              <a:graphicFrameLocks xmlns:a="http://schemas.openxmlformats.org/drawingml/2006/main" noChangeAspect="1"/>
+            </wp:cNvGraphicFramePr>
+            <a:graphic xmlns:a="http://schemas.openxmlformats.org/drawingml/2006/main">
+              <a:graphicData uri="http://schemas.openxmlformats.org/drawingml/2006/picture">
+                <pic:pic xmlns:pic="http://schemas.openxmlformats.org/drawingml/2006/picture">
+                  <pic:nvPicPr>
+                    <pic:cNvPr id="0" name="" descr=""/>
+                    <pic:cNvPicPr>
+                      <a:picLocks noChangeAspect="1" noChangeArrowheads="1"/>
+                    </pic:cNvPicPr>
+                  </pic:nvPicPr>
+                  <pic:blipFill>
+                    <a:blip r:embed="rId10" cstate="none"/>
+                    <a:srcRect/>
+                    <a:stretch>
+                      <a:fillRect/>
+                    </a:stretch>
+                  </pic:blipFill>
+                  <pic:spPr bwMode="auto">
+                    <a:xfrm>
+                      <a:off x="0" y="0"/>
+                      <a:ext cx="5334000" cy="2486025"/>
+                    </a:xfrm>
+                    <a:prstGeom prst="rect">
+                      <a:avLst/>
+                    </a:prstGeom>
+                  </pic:spPr>
+                </pic:pic>
+              </a:graphicData>
+            </a:graphic>
+          </wp:inline>
+        </w:drawing>
+      </w:r>
+    </w:p>
+    <w:p>
+      <w:pPr>
+        <w:spacing w:after="200" w:before="40"/>
+        <w:jc w:val="center"/>
+      </w:pPr>
+      <w:r>
+        <w:rPr>
+          <w:rFonts w:ascii="Segoe UI" w:cs="Segoe UI" w:eastAsia="Segoe UI" w:hAnsi="Segoe UI"/>
+          <w:b/>
+          <w:bCs/>
+          <w:i/>
+          <w:iCs/>
+          <w:color w:val="556B5D"/>
+          <w:sz w:val="18"/>
+          <w:szCs w:val="18"/>
+        </w:rPr>
+        <w:t xml:space="preserve">Figure 4: Incident Investigation View (INC-8802) — MITRE ATT&amp;CK T1110.001 mapping (94% confidence), Multi-Agent synthesis, and CONTAINED status following Action Broker execution.</w:t>
+      </w:r>
+    </w:p>
     <w:p>
       <w:pPr>
         <w:spacing w:after="120" w:before="240"/>
@@ -4064,7 +2346,7 @@
     </w:p>
     <w:p>
       <w:r>
-        <w:t xml:space="preserve">All 24 findings and design requirements from the Independent Technical Review are 100% complete, verified, and pushed to the master git repository. The platform is ready for staging sandbox evaluation and pilot onboarding.</w:t>
+        <w:t xml:space="preserve">All 24 findings and design requirements from the Independent Technical Review are 100% complete, verified with visual evidence, and pushed to the master git repository. The platform is ready for staging sandbox evaluation and pilot onboarding.</w:t>
       </w:r>
     </w:p>
     <w:sectPr>
